--- a/fuentes/Actividad_didactica_CF01.docx
+++ b/fuentes/Actividad_didactica_CF01.docx
@@ -272,7 +272,25 @@
                 <w:b w:val="0"/>
                 <w:color w:val="595959"/>
               </w:rPr>
-              <w:t>Señale en la columna Rta. Correcta con una (x) de acuerdo con las opciones presentadas.</w:t>
+              <w:t xml:space="preserve">Señale en la columna </w:t>
+            </w:r>
+            <w:proofErr w:type="spellStart"/>
+            <w:r>
+              <w:rPr>
+                <w:rFonts w:ascii="Calibri" w:eastAsia="Calibri" w:hAnsi="Calibri" w:cs="Calibri"/>
+                <w:b w:val="0"/>
+                <w:color w:val="595959"/>
+              </w:rPr>
+              <w:t>Rta</w:t>
+            </w:r>
+            <w:proofErr w:type="spellEnd"/>
+            <w:r>
+              <w:rPr>
+                <w:rFonts w:ascii="Calibri" w:eastAsia="Calibri" w:hAnsi="Calibri" w:cs="Calibri"/>
+                <w:b w:val="0"/>
+                <w:color w:val="595959"/>
+              </w:rPr>
+              <w:t>. Correcta con una (x) de acuerdo con las opciones presentadas.</w:t>
             </w:r>
           </w:p>
           <w:p>
@@ -538,13 +556,13 @@
       <w:tr>
         <w:tc>
           <w:tcPr>
+            <w:cnfStyle w:val="001000000000" w:firstRow="0" w:lastRow="0" w:firstColumn="1" w:lastColumn="0" w:oddVBand="0" w:evenVBand="0" w:oddHBand="0" w:evenHBand="0" w:firstRowFirstColumn="0" w:firstRowLastColumn="0" w:lastRowFirstColumn="0" w:lastRowLastColumn="0"/>
             <w:tcW w:w="2534" w:type="dxa"/>
             <w:gridSpan w:val="2"/>
             <w:shd w:val="clear" w:color="auto" w:fill="FBE5D5"/>
           </w:tcPr>
           <w:p>
             <w:pPr>
-              <w:cnfStyle w:val="001000000000" w:firstRow="0" w:lastRow="0" w:firstColumn="1" w:lastColumn="0" w:oddVBand="0" w:evenVBand="0" w:oddHBand="0" w:evenHBand="0" w:firstRowFirstColumn="0" w:firstRowLastColumn="0" w:lastRowFirstColumn="0" w:lastRowLastColumn="0"/>
               <w:rPr>
                 <w:rFonts w:ascii="Calibri" w:eastAsia="Calibri" w:hAnsi="Calibri" w:cs="Calibri"/>
                 <w:color w:val="595959"/>
@@ -566,6 +584,7 @@
           </w:tcPr>
           <w:p>
             <w:pPr>
+              <w:cnfStyle w:val="000000000000" w:firstRow="0" w:lastRow="0" w:firstColumn="0" w:lastColumn="0" w:oddVBand="0" w:evenVBand="0" w:oddHBand="0" w:evenHBand="0" w:firstRowFirstColumn="0" w:firstRowLastColumn="0" w:lastRowFirstColumn="0" w:lastRowLastColumn="0"/>
               <w:rPr>
                 <w:rFonts w:ascii="Calibri" w:eastAsia="Calibri" w:hAnsi="Calibri" w:cs="Calibri"/>
                 <w:color w:val="auto"/>
@@ -1626,7 +1645,23 @@
                 <w:bCs/>
                 <w:color w:val="auto"/>
               </w:rPr>
-              <w:t>¿Qué característica define a una fuente de información "Primaria"?</w:t>
+              <w:t>¿Qué característica define a una fuente de información "</w:t>
+            </w:r>
+            <w:r>
+              <w:rPr>
+                <w:rFonts w:ascii="Calibri" w:hAnsi="Calibri" w:cs="Calibri"/>
+                <w:bCs/>
+                <w:color w:val="auto"/>
+              </w:rPr>
+              <w:t>p</w:t>
+            </w:r>
+            <w:r>
+              <w:rPr>
+                <w:rFonts w:ascii="Calibri" w:hAnsi="Calibri" w:cs="Calibri"/>
+                <w:bCs/>
+                <w:color w:val="auto"/>
+              </w:rPr>
+              <w:t>rimaria"?</w:t>
             </w:r>
             <w:r>
               <w:rPr>
@@ -4191,7 +4226,43 @@
                 <w:bCs/>
                 <w:color w:val="auto"/>
               </w:rPr>
-              <w:t xml:space="preserve"> específico (ej. .edu o .gov).</w:t>
+              <w:t xml:space="preserve"> específico (ej. .</w:t>
+            </w:r>
+            <w:proofErr w:type="spellStart"/>
+            <w:r>
+              <w:rPr>
+                <w:rFonts w:ascii="Calibri" w:hAnsi="Calibri" w:cs="Calibri"/>
+                <w:bCs/>
+                <w:color w:val="auto"/>
+              </w:rPr>
+              <w:t>edu</w:t>
+            </w:r>
+            <w:proofErr w:type="spellEnd"/>
+            <w:r>
+              <w:rPr>
+                <w:rFonts w:ascii="Calibri" w:hAnsi="Calibri" w:cs="Calibri"/>
+                <w:bCs/>
+                <w:color w:val="auto"/>
+              </w:rPr>
+              <w:t xml:space="preserve"> o .</w:t>
+            </w:r>
+            <w:proofErr w:type="spellStart"/>
+            <w:r>
+              <w:rPr>
+                <w:rFonts w:ascii="Calibri" w:hAnsi="Calibri" w:cs="Calibri"/>
+                <w:bCs/>
+                <w:color w:val="auto"/>
+              </w:rPr>
+              <w:t>gov</w:t>
+            </w:r>
+            <w:proofErr w:type="spellEnd"/>
+            <w:r>
+              <w:rPr>
+                <w:rFonts w:ascii="Calibri" w:hAnsi="Calibri" w:cs="Calibri"/>
+                <w:bCs/>
+                <w:color w:val="auto"/>
+              </w:rPr>
+              <w:t>).</w:t>
             </w:r>
             <w:r>
               <w:rPr>
@@ -4379,7 +4450,23 @@
                 <w:bCs/>
                 <w:color w:val="auto"/>
               </w:rPr>
-              <w:t>¿Qué representa el criterio de "Precisión" en la evaluación de una fuente?</w:t>
+              <w:t>¿Qué representa el criterio de "</w:t>
+            </w:r>
+            <w:r>
+              <w:rPr>
+                <w:rFonts w:ascii="Calibri" w:hAnsi="Calibri" w:cs="Calibri"/>
+                <w:bCs/>
+                <w:color w:val="auto"/>
+              </w:rPr>
+              <w:t>p</w:t>
+            </w:r>
+            <w:r>
+              <w:rPr>
+                <w:rFonts w:ascii="Calibri" w:hAnsi="Calibri" w:cs="Calibri"/>
+                <w:bCs/>
+                <w:color w:val="auto"/>
+              </w:rPr>
+              <w:t>recisión" en la evaluación de una fuente?</w:t>
             </w:r>
             <w:r>
               <w:rPr>
@@ -4658,7 +4745,25 @@
                 <w:rFonts w:ascii="Calibri" w:hAnsi="Calibri" w:cs="Calibri"/>
                 <w:color w:val="auto"/>
               </w:rPr>
-              <w:t>Que el autor sea un influencer con muchos seguidores.</w:t>
+              <w:t xml:space="preserve">Que el autor sea un </w:t>
+            </w:r>
+            <w:proofErr w:type="spellStart"/>
+            <w:r>
+              <w:rPr>
+                <w:rFonts w:ascii="Calibri" w:hAnsi="Calibri" w:cs="Calibri"/>
+                <w:i/>
+                <w:iCs/>
+                <w:color w:val="auto"/>
+              </w:rPr>
+              <w:t>influencer</w:t>
+            </w:r>
+            <w:proofErr w:type="spellEnd"/>
+            <w:r>
+              <w:rPr>
+                <w:rFonts w:ascii="Calibri" w:hAnsi="Calibri" w:cs="Calibri"/>
+                <w:color w:val="auto"/>
+              </w:rPr>
+              <w:t xml:space="preserve"> con muchos seguidores.</w:t>
             </w:r>
           </w:p>
         </w:tc>
@@ -4832,7 +4937,23 @@
                 <w:bCs/>
                 <w:color w:val="auto"/>
               </w:rPr>
-              <w:t>¿Qué es un "Activo de información"?</w:t>
+              <w:t>¿Qué es un "</w:t>
+            </w:r>
+            <w:r>
+              <w:rPr>
+                <w:rFonts w:ascii="Calibri" w:hAnsi="Calibri" w:cs="Calibri"/>
+                <w:bCs/>
+                <w:color w:val="auto"/>
+              </w:rPr>
+              <w:t>a</w:t>
+            </w:r>
+            <w:r>
+              <w:rPr>
+                <w:rFonts w:ascii="Calibri" w:hAnsi="Calibri" w:cs="Calibri"/>
+                <w:bCs/>
+                <w:color w:val="auto"/>
+              </w:rPr>
+              <w:t>ctivo de información"?</w:t>
             </w:r>
             <w:r>
               <w:rPr>
@@ -5291,7 +5412,21 @@
                 <w:rFonts w:ascii="Calibri" w:hAnsi="Calibri" w:cs="Calibri"/>
                 <w:bCs/>
               </w:rPr>
-              <w:t>La "Continuidad del negocio" se define como:</w:t>
+              <w:t>La "</w:t>
+            </w:r>
+            <w:r>
+              <w:rPr>
+                <w:rFonts w:ascii="Calibri" w:hAnsi="Calibri" w:cs="Calibri"/>
+                <w:bCs/>
+              </w:rPr>
+              <w:t>c</w:t>
+            </w:r>
+            <w:r>
+              <w:rPr>
+                <w:rFonts w:ascii="Calibri" w:hAnsi="Calibri" w:cs="Calibri"/>
+                <w:bCs/>
+              </w:rPr>
+              <w:t>ontinuidad del negocio" se define como:</w:t>
             </w:r>
             <w:r>
               <w:rPr>
@@ -6027,7 +6162,19 @@
               <w:rPr>
                 <w:rFonts w:ascii="Calibri" w:hAnsi="Calibri" w:cs="Calibri"/>
               </w:rPr>
-              <w:t>¡Excelente! Identifica correctamente la norma ISO 22301 para la continuidad del negocio.</w:t>
+              <w:t xml:space="preserve">¡Excelente! Identifica </w:t>
+            </w:r>
+            <w:r>
+              <w:rPr>
+                <w:rFonts w:ascii="Calibri" w:hAnsi="Calibri" w:cs="Calibri"/>
+              </w:rPr>
+              <w:t>la estrategia adecuada para una búsqueda académica eficiente y confiable al combinar lenguaje, operadores, filtros y evaluación de fuentes</w:t>
+            </w:r>
+            <w:r>
+              <w:rPr>
+                <w:rFonts w:ascii="Calibri" w:hAnsi="Calibri" w:cs="Calibri"/>
+              </w:rPr>
+              <w:t>.</w:t>
             </w:r>
           </w:p>
         </w:tc>
@@ -6128,7 +6275,21 @@
                 <w:rFonts w:ascii="Calibri" w:hAnsi="Calibri" w:cs="Calibri"/>
                 <w:bCs/>
               </w:rPr>
-              <w:t>Un aprendiz necesita elaborar un informe académico con datos oficiales recientes sobre turismo en Colombia y en formato que permita análisis numérico. ¿Cuál sería la estrategia de búsqueda más adecuada?</w:t>
+              <w:t xml:space="preserve">Un aprendiz necesita elaborar un informe académico con datos oficiales recientes sobre turismo en Colombia y en </w:t>
+            </w:r>
+            <w:r>
+              <w:rPr>
+                <w:rFonts w:ascii="Calibri" w:hAnsi="Calibri" w:cs="Calibri"/>
+                <w:bCs/>
+              </w:rPr>
+              <w:t xml:space="preserve">un </w:t>
+            </w:r>
+            <w:r>
+              <w:rPr>
+                <w:rFonts w:ascii="Calibri" w:hAnsi="Calibri" w:cs="Calibri"/>
+                <w:bCs/>
+              </w:rPr>
+              <w:t>formato que permita análisis numérico. ¿Cuál sería la estrategia de búsqueda más adecuada?</w:t>
             </w:r>
           </w:p>
         </w:tc>
@@ -6345,6 +6506,7 @@
                 <w:b/>
                 <w:color w:val="595959"/>
               </w:rPr>
+              <w:lastRenderedPageBreak/>
               <w:t>Opción d)</w:t>
             </w:r>
           </w:p>
@@ -6406,8 +6568,1321 @@
                 <w:rFonts w:ascii="Calibri" w:eastAsia="Calibri" w:hAnsi="Calibri" w:cs="Calibri"/>
                 <w:b/>
               </w:rPr>
+              <w:t>Comentario respuesta correcta</w:t>
+            </w:r>
+          </w:p>
+        </w:tc>
+        <w:tc>
+          <w:tcPr>
+            <w:tcW w:w="7620" w:type="dxa"/>
+            <w:gridSpan w:val="2"/>
+            <w:shd w:val="clear" w:color="auto" w:fill="FFFFFF"/>
+          </w:tcPr>
+          <w:p>
+            <w:pPr>
+              <w:rPr>
+                <w:rFonts w:ascii="Calibri" w:eastAsia="Calibri" w:hAnsi="Calibri" w:cs="Calibri"/>
+                <w:bCs/>
+              </w:rPr>
+            </w:pPr>
+            <w:r>
+              <w:rPr>
+                <w:rFonts w:ascii="Calibri" w:hAnsi="Calibri" w:cs="Calibri"/>
+              </w:rPr>
+              <w:t xml:space="preserve">¡Muy bien! Reconoce </w:t>
+            </w:r>
+            <w:r>
+              <w:rPr>
+                <w:rFonts w:ascii="Calibri" w:hAnsi="Calibri" w:cs="Calibri"/>
+              </w:rPr>
+              <w:t>los filtros adecuados para una búsqueda académica precisa y confiable.</w:t>
+            </w:r>
+          </w:p>
+        </w:tc>
+      </w:tr>
+      <w:tr>
+        <w:trPr>
+          <w:trHeight w:val="220"/>
+        </w:trPr>
+        <w:tc>
+          <w:tcPr>
+            <w:tcW w:w="2534" w:type="dxa"/>
+            <w:gridSpan w:val="2"/>
+            <w:shd w:val="clear" w:color="auto" w:fill="FBE5D5"/>
+          </w:tcPr>
+          <w:p>
+            <w:pPr>
+              <w:rPr>
+                <w:rFonts w:ascii="Calibri" w:eastAsia="Calibri" w:hAnsi="Calibri" w:cs="Calibri"/>
+                <w:b/>
+              </w:rPr>
+            </w:pPr>
+            <w:r>
+              <w:rPr>
+                <w:rFonts w:ascii="Calibri" w:eastAsia="Calibri" w:hAnsi="Calibri" w:cs="Calibri"/>
+                <w:b/>
+              </w:rPr>
+              <w:t>Comentario respuesta incorrecta</w:t>
+            </w:r>
+          </w:p>
+        </w:tc>
+        <w:tc>
+          <w:tcPr>
+            <w:tcW w:w="7620" w:type="dxa"/>
+            <w:gridSpan w:val="2"/>
+            <w:shd w:val="clear" w:color="auto" w:fill="FFFFFF"/>
+          </w:tcPr>
+          <w:p>
+            <w:pPr>
+              <w:rPr>
+                <w:rFonts w:ascii="Calibri" w:eastAsia="Calibri" w:hAnsi="Calibri" w:cs="Calibri"/>
+                <w:bCs/>
+              </w:rPr>
+            </w:pPr>
+            <w:r>
+              <w:rPr>
+                <w:rFonts w:ascii="Calibri" w:eastAsia="Calibri" w:hAnsi="Calibri" w:cs="Calibri"/>
+              </w:rPr>
+              <w:t>Revise nuevamente el contenido del componente formativo.</w:t>
+            </w:r>
+          </w:p>
+        </w:tc>
+      </w:tr>
+      <w:tr>
+        <w:trPr>
+          <w:trHeight w:val="220"/>
+        </w:trPr>
+        <w:tc>
+          <w:tcPr>
+            <w:tcW w:w="2534" w:type="dxa"/>
+            <w:gridSpan w:val="2"/>
+            <w:shd w:val="clear" w:color="auto" w:fill="FBE5D5"/>
+          </w:tcPr>
+          <w:p>
+            <w:pPr>
+              <w:rPr>
+                <w:rFonts w:ascii="Calibri" w:eastAsia="Calibri" w:hAnsi="Calibri" w:cs="Calibri"/>
+                <w:b/>
+              </w:rPr>
+            </w:pPr>
+            <w:r>
+              <w:rPr>
+                <w:rFonts w:ascii="Calibri" w:eastAsia="Calibri" w:hAnsi="Calibri" w:cs="Calibri"/>
+                <w:b/>
+              </w:rPr>
+              <w:t>Pregunta 14</w:t>
+            </w:r>
+          </w:p>
+        </w:tc>
+        <w:tc>
+          <w:tcPr>
+            <w:tcW w:w="7620" w:type="dxa"/>
+            <w:gridSpan w:val="2"/>
+            <w:shd w:val="clear" w:color="auto" w:fill="FBE5D5"/>
+          </w:tcPr>
+          <w:p>
+            <w:pPr>
+              <w:spacing w:after="160" w:line="259" w:lineRule="auto"/>
+              <w:rPr>
+                <w:rFonts w:ascii="Calibri" w:eastAsia="Calibri" w:hAnsi="Calibri" w:cs="Calibri"/>
+              </w:rPr>
+            </w:pPr>
+            <w:r>
+              <w:rPr>
+                <w:rFonts w:ascii="Calibri" w:hAnsi="Calibri" w:cs="Calibri"/>
+                <w:bCs/>
+              </w:rPr>
+              <w:t>¿Cuál es la diferencia entre lenguaje natural y lenguaje controlado en las búsquedas?</w:t>
+            </w:r>
+            <w:r>
+              <w:rPr>
+                <w:rFonts w:ascii="Calibri" w:hAnsi="Calibri" w:cs="Calibri"/>
+              </w:rPr>
+              <w:t xml:space="preserve"> </w:t>
+            </w:r>
+          </w:p>
+        </w:tc>
+      </w:tr>
+      <w:tr>
+        <w:trPr>
+          <w:trHeight w:val="220"/>
+        </w:trPr>
+        <w:tc>
+          <w:tcPr>
+            <w:tcW w:w="1267" w:type="dxa"/>
+          </w:tcPr>
+          <w:p>
+            <w:pPr>
+              <w:rPr>
+                <w:rFonts w:ascii="Calibri" w:eastAsia="Calibri" w:hAnsi="Calibri" w:cs="Calibri"/>
+                <w:b/>
+                <w:color w:val="595959"/>
+              </w:rPr>
+            </w:pPr>
+            <w:r>
+              <w:rPr>
+                <w:rFonts w:ascii="Calibri" w:eastAsia="Calibri" w:hAnsi="Calibri" w:cs="Calibri"/>
+                <w:b/>
+                <w:color w:val="595959"/>
+              </w:rPr>
+              <w:t>Opción a)</w:t>
+            </w:r>
+          </w:p>
+        </w:tc>
+        <w:tc>
+          <w:tcPr>
+            <w:tcW w:w="6727" w:type="dxa"/>
+            <w:gridSpan w:val="2"/>
+            <w:shd w:val="clear" w:color="auto" w:fill="FFFFFF"/>
+          </w:tcPr>
+          <w:p>
+            <w:pPr>
+              <w:rPr>
+                <w:rFonts w:ascii="Calibri" w:eastAsia="Calibri" w:hAnsi="Calibri" w:cs="Calibri"/>
+              </w:rPr>
+            </w:pPr>
+            <w:r>
+              <w:rPr>
+                <w:rFonts w:ascii="Calibri" w:hAnsi="Calibri" w:cs="Calibri"/>
+              </w:rPr>
+              <w:t>El lenguaje natural solo usa códigos binarios.</w:t>
+            </w:r>
+          </w:p>
+        </w:tc>
+        <w:tc>
+          <w:tcPr>
+            <w:tcW w:w="2160" w:type="dxa"/>
+            <w:shd w:val="clear" w:color="auto" w:fill="FFFFFF"/>
+          </w:tcPr>
+          <w:p>
+            <w:pPr>
+              <w:widowControl w:val="0"/>
+              <w:rPr>
+                <w:rFonts w:ascii="Calibri" w:eastAsia="Calibri" w:hAnsi="Calibri" w:cs="Calibri"/>
+              </w:rPr>
+            </w:pPr>
+          </w:p>
+        </w:tc>
+      </w:tr>
+      <w:tr>
+        <w:trPr>
+          <w:trHeight w:val="220"/>
+        </w:trPr>
+        <w:tc>
+          <w:tcPr>
+            <w:tcW w:w="1267" w:type="dxa"/>
+          </w:tcPr>
+          <w:p>
+            <w:pPr>
+              <w:rPr>
+                <w:rFonts w:ascii="Calibri" w:eastAsia="Calibri" w:hAnsi="Calibri" w:cs="Calibri"/>
+                <w:b/>
+                <w:color w:val="595959"/>
+              </w:rPr>
+            </w:pPr>
+            <w:r>
+              <w:rPr>
+                <w:rFonts w:ascii="Calibri" w:eastAsia="Calibri" w:hAnsi="Calibri" w:cs="Calibri"/>
+                <w:b/>
+                <w:color w:val="595959"/>
+              </w:rPr>
+              <w:t>Opción b)</w:t>
+            </w:r>
+          </w:p>
+        </w:tc>
+        <w:tc>
+          <w:tcPr>
+            <w:tcW w:w="6727" w:type="dxa"/>
+            <w:gridSpan w:val="2"/>
+            <w:shd w:val="clear" w:color="auto" w:fill="FFFFFF"/>
+          </w:tcPr>
+          <w:p>
+            <w:pPr>
+              <w:rPr>
+                <w:rFonts w:ascii="Calibri" w:eastAsia="Calibri" w:hAnsi="Calibri" w:cs="Calibri"/>
+              </w:rPr>
+            </w:pPr>
+            <w:r>
+              <w:rPr>
+                <w:rFonts w:ascii="Calibri" w:hAnsi="Calibri" w:cs="Calibri"/>
+              </w:rPr>
+              <w:t>No existe diferencia; ambos arrojan los mismos resultados.</w:t>
+            </w:r>
+          </w:p>
+        </w:tc>
+        <w:tc>
+          <w:tcPr>
+            <w:tcW w:w="2160" w:type="dxa"/>
+            <w:shd w:val="clear" w:color="auto" w:fill="FFFFFF"/>
+          </w:tcPr>
+          <w:p>
+            <w:pPr>
+              <w:widowControl w:val="0"/>
+              <w:rPr>
+                <w:rFonts w:ascii="Calibri" w:eastAsia="Calibri" w:hAnsi="Calibri" w:cs="Calibri"/>
+              </w:rPr>
+            </w:pPr>
+          </w:p>
+        </w:tc>
+      </w:tr>
+      <w:tr>
+        <w:trPr>
+          <w:trHeight w:val="220"/>
+        </w:trPr>
+        <w:tc>
+          <w:tcPr>
+            <w:tcW w:w="1267" w:type="dxa"/>
+          </w:tcPr>
+          <w:p>
+            <w:pPr>
+              <w:rPr>
+                <w:rFonts w:ascii="Calibri" w:eastAsia="Calibri" w:hAnsi="Calibri" w:cs="Calibri"/>
+                <w:b/>
+                <w:color w:val="595959"/>
+              </w:rPr>
+            </w:pPr>
+            <w:r>
+              <w:rPr>
+                <w:rFonts w:ascii="Calibri" w:eastAsia="Calibri" w:hAnsi="Calibri" w:cs="Calibri"/>
+                <w:b/>
+                <w:color w:val="595959"/>
+              </w:rPr>
+              <w:t>Opción c)</w:t>
+            </w:r>
+          </w:p>
+        </w:tc>
+        <w:tc>
+          <w:tcPr>
+            <w:tcW w:w="6727" w:type="dxa"/>
+            <w:gridSpan w:val="2"/>
+            <w:shd w:val="clear" w:color="auto" w:fill="FFFFFF"/>
+          </w:tcPr>
+          <w:p>
+            <w:pPr>
+              <w:rPr>
+                <w:rFonts w:ascii="Calibri" w:eastAsia="Calibri" w:hAnsi="Calibri" w:cs="Calibri"/>
+              </w:rPr>
+            </w:pPr>
+            <w:r>
+              <w:rPr>
+                <w:rFonts w:ascii="Calibri" w:hAnsi="Calibri" w:cs="Calibri"/>
+              </w:rPr>
+              <w:t>El lenguaje natural solo se usa en libros físicos.</w:t>
+            </w:r>
+          </w:p>
+        </w:tc>
+        <w:tc>
+          <w:tcPr>
+            <w:tcW w:w="2160" w:type="dxa"/>
+            <w:shd w:val="clear" w:color="auto" w:fill="FFFFFF"/>
+          </w:tcPr>
+          <w:p>
+            <w:pPr>
+              <w:widowControl w:val="0"/>
+              <w:rPr>
+                <w:rFonts w:ascii="Calibri" w:eastAsia="Calibri" w:hAnsi="Calibri" w:cs="Calibri"/>
+              </w:rPr>
+            </w:pPr>
+          </w:p>
+        </w:tc>
+      </w:tr>
+      <w:tr>
+        <w:trPr>
+          <w:trHeight w:val="220"/>
+        </w:trPr>
+        <w:tc>
+          <w:tcPr>
+            <w:tcW w:w="1267" w:type="dxa"/>
+          </w:tcPr>
+          <w:p>
+            <w:pPr>
+              <w:rPr>
+                <w:rFonts w:ascii="Calibri" w:eastAsia="Calibri" w:hAnsi="Calibri" w:cs="Calibri"/>
+                <w:b/>
+                <w:color w:val="595959"/>
+              </w:rPr>
+            </w:pPr>
+            <w:r>
+              <w:rPr>
+                <w:rFonts w:ascii="Calibri" w:eastAsia="Calibri" w:hAnsi="Calibri" w:cs="Calibri"/>
+                <w:b/>
+                <w:color w:val="595959"/>
+              </w:rPr>
+              <w:t>Opción d)</w:t>
+            </w:r>
+          </w:p>
+        </w:tc>
+        <w:tc>
+          <w:tcPr>
+            <w:tcW w:w="6727" w:type="dxa"/>
+            <w:gridSpan w:val="2"/>
+            <w:shd w:val="clear" w:color="auto" w:fill="FFFFFF"/>
+          </w:tcPr>
+          <w:p>
+            <w:pPr>
+              <w:rPr>
+                <w:rFonts w:ascii="Calibri" w:eastAsia="Calibri" w:hAnsi="Calibri" w:cs="Calibri"/>
+              </w:rPr>
+            </w:pPr>
+            <w:r>
+              <w:rPr>
+                <w:rFonts w:ascii="Calibri" w:hAnsi="Calibri" w:cs="Calibri"/>
+                <w:bCs/>
+              </w:rPr>
+              <w:t>El lenguaje controlado utiliza términos estandarizados o descriptores (tesauros).</w:t>
+            </w:r>
+          </w:p>
+        </w:tc>
+        <w:tc>
+          <w:tcPr>
+            <w:tcW w:w="2160" w:type="dxa"/>
+            <w:shd w:val="clear" w:color="auto" w:fill="FFFFFF"/>
+          </w:tcPr>
+          <w:p>
+            <w:pPr>
+              <w:widowControl w:val="0"/>
+              <w:rPr>
+                <w:rFonts w:ascii="Calibri" w:eastAsia="Calibri" w:hAnsi="Calibri" w:cs="Calibri"/>
+              </w:rPr>
+            </w:pPr>
+            <w:r>
+              <w:rPr>
+                <w:rFonts w:ascii="Calibri" w:eastAsia="Calibri" w:hAnsi="Calibri" w:cs="Calibri"/>
+              </w:rPr>
+              <w:t>X</w:t>
+            </w:r>
+          </w:p>
+        </w:tc>
+      </w:tr>
+      <w:tr>
+        <w:trPr>
+          <w:trHeight w:val="220"/>
+        </w:trPr>
+        <w:tc>
+          <w:tcPr>
+            <w:tcW w:w="2534" w:type="dxa"/>
+            <w:gridSpan w:val="2"/>
+            <w:shd w:val="clear" w:color="auto" w:fill="FBE5D5"/>
+          </w:tcPr>
+          <w:p>
+            <w:pPr>
+              <w:rPr>
+                <w:rFonts w:ascii="Calibri" w:eastAsia="Calibri" w:hAnsi="Calibri" w:cs="Calibri"/>
+                <w:b/>
+              </w:rPr>
+            </w:pPr>
+            <w:r>
+              <w:rPr>
+                <w:rFonts w:ascii="Calibri" w:eastAsia="Calibri" w:hAnsi="Calibri" w:cs="Calibri"/>
+                <w:b/>
+              </w:rPr>
+              <w:t>Comentario respuesta correcta</w:t>
+            </w:r>
+          </w:p>
+        </w:tc>
+        <w:tc>
+          <w:tcPr>
+            <w:tcW w:w="7620" w:type="dxa"/>
+            <w:gridSpan w:val="2"/>
+            <w:shd w:val="clear" w:color="auto" w:fill="FFFFFF"/>
+          </w:tcPr>
+          <w:p>
+            <w:pPr>
+              <w:rPr>
+                <w:rFonts w:ascii="Calibri" w:eastAsia="Calibri" w:hAnsi="Calibri" w:cs="Calibri"/>
+                <w:bCs/>
+              </w:rPr>
+            </w:pPr>
+            <w:r>
+              <w:rPr>
+                <w:rFonts w:ascii="Calibri" w:hAnsi="Calibri" w:cs="Calibri"/>
+              </w:rPr>
+              <w:t>¡Correcto! Comprende que el lenguaje controlado usa términos estandarizados para mejorar la búsqueda.</w:t>
+            </w:r>
+          </w:p>
+        </w:tc>
+      </w:tr>
+      <w:tr>
+        <w:trPr>
+          <w:trHeight w:val="220"/>
+        </w:trPr>
+        <w:tc>
+          <w:tcPr>
+            <w:tcW w:w="2534" w:type="dxa"/>
+            <w:gridSpan w:val="2"/>
+            <w:shd w:val="clear" w:color="auto" w:fill="FBE5D5"/>
+          </w:tcPr>
+          <w:p>
+            <w:pPr>
+              <w:rPr>
+                <w:rFonts w:ascii="Calibri" w:eastAsia="Calibri" w:hAnsi="Calibri" w:cs="Calibri"/>
+                <w:b/>
+              </w:rPr>
+            </w:pPr>
+            <w:r>
+              <w:rPr>
+                <w:rFonts w:ascii="Calibri" w:eastAsia="Calibri" w:hAnsi="Calibri" w:cs="Calibri"/>
+                <w:b/>
+              </w:rPr>
+              <w:t>Comentario respuesta incorrecta</w:t>
+            </w:r>
+          </w:p>
+        </w:tc>
+        <w:tc>
+          <w:tcPr>
+            <w:tcW w:w="7620" w:type="dxa"/>
+            <w:gridSpan w:val="2"/>
+            <w:shd w:val="clear" w:color="auto" w:fill="FFFFFF"/>
+          </w:tcPr>
+          <w:p>
+            <w:pPr>
+              <w:rPr>
+                <w:rFonts w:ascii="Calibri" w:eastAsia="Calibri" w:hAnsi="Calibri" w:cs="Calibri"/>
+                <w:bCs/>
+              </w:rPr>
+            </w:pPr>
+            <w:r>
+              <w:rPr>
+                <w:rFonts w:ascii="Calibri" w:eastAsia="Calibri" w:hAnsi="Calibri" w:cs="Calibri"/>
+              </w:rPr>
+              <w:t>Revise nuevamente el contenido del componente formativo.</w:t>
+            </w:r>
+          </w:p>
+        </w:tc>
+      </w:tr>
+      <w:tr>
+        <w:trPr>
+          <w:trHeight w:val="220"/>
+        </w:trPr>
+        <w:tc>
+          <w:tcPr>
+            <w:tcW w:w="2534" w:type="dxa"/>
+            <w:gridSpan w:val="2"/>
+            <w:shd w:val="clear" w:color="auto" w:fill="FBE5D5"/>
+          </w:tcPr>
+          <w:p>
+            <w:pPr>
+              <w:rPr>
+                <w:rFonts w:ascii="Calibri" w:eastAsia="Calibri" w:hAnsi="Calibri" w:cs="Calibri"/>
+                <w:b/>
+              </w:rPr>
+            </w:pPr>
+            <w:r>
+              <w:rPr>
+                <w:rFonts w:ascii="Calibri" w:eastAsia="Calibri" w:hAnsi="Calibri" w:cs="Calibri"/>
+                <w:b/>
+              </w:rPr>
+              <w:t>Pregunta 15</w:t>
+            </w:r>
+          </w:p>
+        </w:tc>
+        <w:tc>
+          <w:tcPr>
+            <w:tcW w:w="7620" w:type="dxa"/>
+            <w:gridSpan w:val="2"/>
+            <w:shd w:val="clear" w:color="auto" w:fill="FBE5D5"/>
+          </w:tcPr>
+          <w:p>
+            <w:pPr>
+              <w:rPr>
+                <w:rFonts w:ascii="Calibri" w:eastAsia="Calibri" w:hAnsi="Calibri" w:cs="Calibri"/>
+              </w:rPr>
+            </w:pPr>
+            <w:r>
+              <w:rPr>
+                <w:rFonts w:ascii="Calibri" w:hAnsi="Calibri" w:cs="Calibri"/>
+                <w:bCs/>
+              </w:rPr>
+              <w:t>Según las estrategias de búsqueda, ¿qué acción permite pasar de una búsqueda general a una más precisa y pertinente?</w:t>
+            </w:r>
+          </w:p>
+        </w:tc>
+      </w:tr>
+      <w:tr>
+        <w:trPr>
+          <w:trHeight w:val="220"/>
+        </w:trPr>
+        <w:tc>
+          <w:tcPr>
+            <w:tcW w:w="1267" w:type="dxa"/>
+          </w:tcPr>
+          <w:p>
+            <w:pPr>
+              <w:rPr>
+                <w:rFonts w:ascii="Calibri" w:eastAsia="Calibri" w:hAnsi="Calibri" w:cs="Calibri"/>
+                <w:b/>
+                <w:color w:val="595959"/>
+              </w:rPr>
+            </w:pPr>
+            <w:r>
+              <w:rPr>
+                <w:rFonts w:ascii="Calibri" w:eastAsia="Calibri" w:hAnsi="Calibri" w:cs="Calibri"/>
+                <w:b/>
+                <w:color w:val="595959"/>
+              </w:rPr>
+              <w:t>Opción a)</w:t>
+            </w:r>
+          </w:p>
+        </w:tc>
+        <w:tc>
+          <w:tcPr>
+            <w:tcW w:w="6727" w:type="dxa"/>
+            <w:gridSpan w:val="2"/>
+            <w:shd w:val="clear" w:color="auto" w:fill="FFFFFF"/>
+          </w:tcPr>
+          <w:p>
+            <w:pPr>
+              <w:rPr>
+                <w:rFonts w:ascii="Calibri" w:eastAsia="Calibri" w:hAnsi="Calibri" w:cs="Calibri"/>
+              </w:rPr>
+            </w:pPr>
+            <w:r>
+              <w:rPr>
+                <w:rFonts w:ascii="Calibri" w:hAnsi="Calibri" w:cs="Calibri"/>
+              </w:rPr>
+              <w:t>Usar únicamente buscadores generales.</w:t>
+            </w:r>
+          </w:p>
+        </w:tc>
+        <w:tc>
+          <w:tcPr>
+            <w:tcW w:w="2160" w:type="dxa"/>
+            <w:shd w:val="clear" w:color="auto" w:fill="FFFFFF"/>
+          </w:tcPr>
+          <w:p>
+            <w:pPr>
+              <w:widowControl w:val="0"/>
+              <w:rPr>
+                <w:rFonts w:ascii="Calibri" w:eastAsia="Calibri" w:hAnsi="Calibri" w:cs="Calibri"/>
+              </w:rPr>
+            </w:pPr>
+          </w:p>
+        </w:tc>
+      </w:tr>
+      <w:tr>
+        <w:trPr>
+          <w:trHeight w:val="220"/>
+        </w:trPr>
+        <w:tc>
+          <w:tcPr>
+            <w:tcW w:w="1267" w:type="dxa"/>
+          </w:tcPr>
+          <w:p>
+            <w:pPr>
+              <w:rPr>
+                <w:rFonts w:ascii="Calibri" w:eastAsia="Calibri" w:hAnsi="Calibri" w:cs="Calibri"/>
+                <w:b/>
+                <w:color w:val="595959"/>
+              </w:rPr>
+            </w:pPr>
+            <w:r>
+              <w:rPr>
+                <w:rFonts w:ascii="Calibri" w:eastAsia="Calibri" w:hAnsi="Calibri" w:cs="Calibri"/>
+                <w:b/>
+                <w:color w:val="595959"/>
+              </w:rPr>
+              <w:t>Opción b)</w:t>
+            </w:r>
+          </w:p>
+        </w:tc>
+        <w:tc>
+          <w:tcPr>
+            <w:tcW w:w="6727" w:type="dxa"/>
+            <w:gridSpan w:val="2"/>
+            <w:shd w:val="clear" w:color="auto" w:fill="FFFFFF"/>
+          </w:tcPr>
+          <w:p>
+            <w:pPr>
+              <w:rPr>
+                <w:rFonts w:ascii="Calibri" w:eastAsia="Calibri" w:hAnsi="Calibri" w:cs="Calibri"/>
+              </w:rPr>
+            </w:pPr>
+            <w:r>
+              <w:rPr>
+                <w:rFonts w:ascii="Calibri" w:hAnsi="Calibri" w:cs="Calibri"/>
+              </w:rPr>
+              <w:t>Formular preguntas extensas en lenguaje natural.</w:t>
+            </w:r>
+          </w:p>
+        </w:tc>
+        <w:tc>
+          <w:tcPr>
+            <w:tcW w:w="2160" w:type="dxa"/>
+            <w:shd w:val="clear" w:color="auto" w:fill="FFFFFF"/>
+          </w:tcPr>
+          <w:p>
+            <w:pPr>
+              <w:widowControl w:val="0"/>
+              <w:rPr>
+                <w:rFonts w:ascii="Calibri" w:eastAsia="Calibri" w:hAnsi="Calibri" w:cs="Calibri"/>
+              </w:rPr>
+            </w:pPr>
+          </w:p>
+        </w:tc>
+      </w:tr>
+      <w:tr>
+        <w:trPr>
+          <w:trHeight w:val="220"/>
+        </w:trPr>
+        <w:tc>
+          <w:tcPr>
+            <w:tcW w:w="1267" w:type="dxa"/>
+          </w:tcPr>
+          <w:p>
+            <w:pPr>
+              <w:rPr>
+                <w:rFonts w:ascii="Calibri" w:eastAsia="Calibri" w:hAnsi="Calibri" w:cs="Calibri"/>
+                <w:b/>
+                <w:color w:val="595959"/>
+              </w:rPr>
+            </w:pPr>
+            <w:r>
+              <w:rPr>
+                <w:rFonts w:ascii="Calibri" w:eastAsia="Calibri" w:hAnsi="Calibri" w:cs="Calibri"/>
+                <w:b/>
+                <w:color w:val="595959"/>
+              </w:rPr>
+              <w:t>Opción c)</w:t>
+            </w:r>
+          </w:p>
+        </w:tc>
+        <w:tc>
+          <w:tcPr>
+            <w:tcW w:w="6727" w:type="dxa"/>
+            <w:gridSpan w:val="2"/>
+            <w:shd w:val="clear" w:color="auto" w:fill="FFFFFF"/>
+          </w:tcPr>
+          <w:p>
+            <w:pPr>
+              <w:rPr>
+                <w:rFonts w:ascii="Calibri" w:eastAsia="Calibri" w:hAnsi="Calibri" w:cs="Calibri"/>
+              </w:rPr>
+            </w:pPr>
+            <w:r>
+              <w:rPr>
+                <w:rFonts w:ascii="Calibri" w:hAnsi="Calibri" w:cs="Calibri"/>
+                <w:bCs/>
+              </w:rPr>
+              <w:t>Seleccionar palabras clave y combinarlas mediante operadores de búsqueda.</w:t>
+            </w:r>
+          </w:p>
+        </w:tc>
+        <w:tc>
+          <w:tcPr>
+            <w:tcW w:w="2160" w:type="dxa"/>
+            <w:shd w:val="clear" w:color="auto" w:fill="FFFFFF"/>
+          </w:tcPr>
+          <w:p>
+            <w:pPr>
+              <w:widowControl w:val="0"/>
+              <w:rPr>
+                <w:rFonts w:ascii="Calibri" w:eastAsia="Calibri" w:hAnsi="Calibri" w:cs="Calibri"/>
+              </w:rPr>
+            </w:pPr>
+            <w:r>
+              <w:rPr>
+                <w:rFonts w:ascii="Calibri" w:eastAsia="Calibri" w:hAnsi="Calibri" w:cs="Calibri"/>
+              </w:rPr>
+              <w:t>X</w:t>
+            </w:r>
+          </w:p>
+        </w:tc>
+      </w:tr>
+      <w:tr>
+        <w:trPr>
+          <w:trHeight w:val="220"/>
+        </w:trPr>
+        <w:tc>
+          <w:tcPr>
+            <w:tcW w:w="1267" w:type="dxa"/>
+          </w:tcPr>
+          <w:p>
+            <w:pPr>
+              <w:rPr>
+                <w:rFonts w:ascii="Calibri" w:eastAsia="Calibri" w:hAnsi="Calibri" w:cs="Calibri"/>
+                <w:b/>
+                <w:color w:val="595959"/>
+              </w:rPr>
+            </w:pPr>
+            <w:r>
+              <w:rPr>
+                <w:rFonts w:ascii="Calibri" w:eastAsia="Calibri" w:hAnsi="Calibri" w:cs="Calibri"/>
+                <w:b/>
+                <w:color w:val="595959"/>
+              </w:rPr>
+              <w:t>Opción d)</w:t>
+            </w:r>
+          </w:p>
+        </w:tc>
+        <w:tc>
+          <w:tcPr>
+            <w:tcW w:w="6727" w:type="dxa"/>
+            <w:gridSpan w:val="2"/>
+            <w:shd w:val="clear" w:color="auto" w:fill="FFFFFF"/>
+          </w:tcPr>
+          <w:p>
+            <w:pPr>
+              <w:rPr>
+                <w:rFonts w:ascii="Calibri" w:eastAsia="Calibri" w:hAnsi="Calibri" w:cs="Calibri"/>
+              </w:rPr>
+            </w:pPr>
+            <w:r>
+              <w:rPr>
+                <w:rFonts w:ascii="Calibri" w:hAnsi="Calibri" w:cs="Calibri"/>
+              </w:rPr>
+              <w:t>Consultar una sola fuente de información.</w:t>
+            </w:r>
+          </w:p>
+        </w:tc>
+        <w:tc>
+          <w:tcPr>
+            <w:tcW w:w="2160" w:type="dxa"/>
+            <w:shd w:val="clear" w:color="auto" w:fill="FFFFFF"/>
+          </w:tcPr>
+          <w:p>
+            <w:pPr>
+              <w:widowControl w:val="0"/>
+              <w:rPr>
+                <w:rFonts w:ascii="Calibri" w:eastAsia="Calibri" w:hAnsi="Calibri" w:cs="Calibri"/>
+              </w:rPr>
+            </w:pPr>
+          </w:p>
+        </w:tc>
+      </w:tr>
+      <w:tr>
+        <w:trPr>
+          <w:trHeight w:val="220"/>
+        </w:trPr>
+        <w:tc>
+          <w:tcPr>
+            <w:tcW w:w="2534" w:type="dxa"/>
+            <w:gridSpan w:val="2"/>
+            <w:shd w:val="clear" w:color="auto" w:fill="FBE5D5"/>
+          </w:tcPr>
+          <w:p>
+            <w:pPr>
+              <w:rPr>
+                <w:rFonts w:ascii="Calibri" w:eastAsia="Calibri" w:hAnsi="Calibri" w:cs="Calibri"/>
+                <w:b/>
+              </w:rPr>
+            </w:pPr>
+            <w:r>
+              <w:rPr>
+                <w:rFonts w:ascii="Calibri" w:eastAsia="Calibri" w:hAnsi="Calibri" w:cs="Calibri"/>
+                <w:b/>
+              </w:rPr>
+              <w:t>Comentario respuesta correcta</w:t>
+            </w:r>
+          </w:p>
+        </w:tc>
+        <w:tc>
+          <w:tcPr>
+            <w:tcW w:w="7620" w:type="dxa"/>
+            <w:gridSpan w:val="2"/>
+            <w:shd w:val="clear" w:color="auto" w:fill="FFFFFF"/>
+          </w:tcPr>
+          <w:p>
+            <w:pPr>
+              <w:rPr>
+                <w:rFonts w:ascii="Calibri" w:eastAsia="Calibri" w:hAnsi="Calibri" w:cs="Calibri"/>
+                <w:bCs/>
+              </w:rPr>
+            </w:pPr>
+            <w:r>
+              <w:rPr>
+                <w:rFonts w:ascii="Calibri" w:hAnsi="Calibri" w:cs="Calibri"/>
+              </w:rPr>
+              <w:t xml:space="preserve">¡Excelente! Identifica </w:t>
+            </w:r>
+            <w:r>
+              <w:rPr>
+                <w:rFonts w:ascii="Calibri" w:hAnsi="Calibri" w:cs="Calibri"/>
+              </w:rPr>
+              <w:t>que e</w:t>
+            </w:r>
+            <w:r>
+              <w:rPr>
+                <w:rFonts w:ascii="Calibri" w:hAnsi="Calibri" w:cs="Calibri"/>
+              </w:rPr>
+              <w:t>sta acción mejora la precisión de la búsqueda.</w:t>
+            </w:r>
+          </w:p>
+        </w:tc>
+      </w:tr>
+      <w:tr>
+        <w:trPr>
+          <w:trHeight w:val="220"/>
+        </w:trPr>
+        <w:tc>
+          <w:tcPr>
+            <w:tcW w:w="2534" w:type="dxa"/>
+            <w:gridSpan w:val="2"/>
+            <w:shd w:val="clear" w:color="auto" w:fill="FBE5D5"/>
+          </w:tcPr>
+          <w:p>
+            <w:pPr>
+              <w:rPr>
+                <w:rFonts w:ascii="Calibri" w:eastAsia="Calibri" w:hAnsi="Calibri" w:cs="Calibri"/>
+                <w:b/>
+              </w:rPr>
+            </w:pPr>
+            <w:r>
+              <w:rPr>
+                <w:rFonts w:ascii="Calibri" w:eastAsia="Calibri" w:hAnsi="Calibri" w:cs="Calibri"/>
+                <w:b/>
+              </w:rPr>
+              <w:t>Comentario respuesta incorrecta</w:t>
+            </w:r>
+          </w:p>
+        </w:tc>
+        <w:tc>
+          <w:tcPr>
+            <w:tcW w:w="7620" w:type="dxa"/>
+            <w:gridSpan w:val="2"/>
+            <w:shd w:val="clear" w:color="auto" w:fill="FFFFFF"/>
+          </w:tcPr>
+          <w:p>
+            <w:pPr>
+              <w:rPr>
+                <w:rFonts w:ascii="Calibri" w:eastAsia="Calibri" w:hAnsi="Calibri" w:cs="Calibri"/>
+                <w:bCs/>
+              </w:rPr>
+            </w:pPr>
+            <w:r>
+              <w:rPr>
+                <w:rFonts w:ascii="Calibri" w:eastAsia="Calibri" w:hAnsi="Calibri" w:cs="Calibri"/>
+              </w:rPr>
+              <w:t>Revise nuevamente el contenido del componente formativo.</w:t>
+            </w:r>
+          </w:p>
+        </w:tc>
+      </w:tr>
+      <w:tr>
+        <w:trPr>
+          <w:trHeight w:val="220"/>
+        </w:trPr>
+        <w:tc>
+          <w:tcPr>
+            <w:tcW w:w="2534" w:type="dxa"/>
+            <w:gridSpan w:val="2"/>
+            <w:shd w:val="clear" w:color="auto" w:fill="FBE5D5"/>
+          </w:tcPr>
+          <w:p>
+            <w:pPr>
+              <w:rPr>
+                <w:rFonts w:ascii="Calibri" w:eastAsia="Calibri" w:hAnsi="Calibri" w:cs="Calibri"/>
+                <w:b/>
+              </w:rPr>
+            </w:pPr>
+            <w:r>
+              <w:rPr>
+                <w:rFonts w:ascii="Calibri" w:eastAsia="Calibri" w:hAnsi="Calibri" w:cs="Calibri"/>
+                <w:b/>
+              </w:rPr>
+              <w:t>Pregunta 16</w:t>
+            </w:r>
+          </w:p>
+        </w:tc>
+        <w:tc>
+          <w:tcPr>
+            <w:tcW w:w="7620" w:type="dxa"/>
+            <w:gridSpan w:val="2"/>
+            <w:shd w:val="clear" w:color="auto" w:fill="FBE5D5"/>
+          </w:tcPr>
+          <w:p>
+            <w:pPr>
+              <w:spacing w:after="160" w:line="259" w:lineRule="auto"/>
+              <w:rPr>
+                <w:rFonts w:ascii="Calibri" w:eastAsia="Calibri" w:hAnsi="Calibri" w:cs="Calibri"/>
+              </w:rPr>
+            </w:pPr>
+            <w:r>
+              <w:rPr>
+                <w:rFonts w:ascii="Calibri" w:hAnsi="Calibri" w:cs="Calibri"/>
+                <w:bCs/>
+              </w:rPr>
+              <w:t>¿Qué herramienta permite identificar procesos críticos y evaluar las consecuencias de su interrupción?</w:t>
+            </w:r>
+            <w:r>
+              <w:rPr>
+                <w:rFonts w:ascii="Calibri" w:hAnsi="Calibri" w:cs="Calibri"/>
+              </w:rPr>
+              <w:t xml:space="preserve"> </w:t>
+            </w:r>
+          </w:p>
+        </w:tc>
+      </w:tr>
+      <w:tr>
+        <w:trPr>
+          <w:trHeight w:val="220"/>
+        </w:trPr>
+        <w:tc>
+          <w:tcPr>
+            <w:tcW w:w="1267" w:type="dxa"/>
+          </w:tcPr>
+          <w:p>
+            <w:pPr>
+              <w:rPr>
+                <w:rFonts w:ascii="Calibri" w:eastAsia="Calibri" w:hAnsi="Calibri" w:cs="Calibri"/>
+                <w:b/>
+                <w:color w:val="595959"/>
+              </w:rPr>
+            </w:pPr>
+            <w:r>
+              <w:rPr>
+                <w:rFonts w:ascii="Calibri" w:eastAsia="Calibri" w:hAnsi="Calibri" w:cs="Calibri"/>
+                <w:b/>
+                <w:color w:val="595959"/>
+              </w:rPr>
+              <w:t>Opción a)</w:t>
+            </w:r>
+          </w:p>
+        </w:tc>
+        <w:tc>
+          <w:tcPr>
+            <w:tcW w:w="6727" w:type="dxa"/>
+            <w:gridSpan w:val="2"/>
+            <w:shd w:val="clear" w:color="auto" w:fill="FFFFFF"/>
+          </w:tcPr>
+          <w:p>
+            <w:pPr>
+              <w:rPr>
+                <w:rFonts w:ascii="Calibri" w:eastAsia="Calibri" w:hAnsi="Calibri" w:cs="Calibri"/>
+              </w:rPr>
+            </w:pPr>
+            <w:r>
+              <w:rPr>
+                <w:rFonts w:ascii="Calibri" w:hAnsi="Calibri" w:cs="Calibri"/>
+                <w:bCs/>
+              </w:rPr>
+              <w:t>Análisis de impacto en el negocio (BIA).</w:t>
+            </w:r>
+          </w:p>
+        </w:tc>
+        <w:tc>
+          <w:tcPr>
+            <w:tcW w:w="2160" w:type="dxa"/>
+            <w:shd w:val="clear" w:color="auto" w:fill="FFFFFF"/>
+          </w:tcPr>
+          <w:p>
+            <w:pPr>
+              <w:widowControl w:val="0"/>
+              <w:rPr>
+                <w:rFonts w:ascii="Calibri" w:eastAsia="Calibri" w:hAnsi="Calibri" w:cs="Calibri"/>
+              </w:rPr>
+            </w:pPr>
+            <w:r>
+              <w:rPr>
+                <w:rFonts w:ascii="Calibri" w:eastAsia="Calibri" w:hAnsi="Calibri" w:cs="Calibri"/>
+              </w:rPr>
+              <w:t>X</w:t>
+            </w:r>
+          </w:p>
+        </w:tc>
+      </w:tr>
+      <w:tr>
+        <w:trPr>
+          <w:trHeight w:val="220"/>
+        </w:trPr>
+        <w:tc>
+          <w:tcPr>
+            <w:tcW w:w="1267" w:type="dxa"/>
+          </w:tcPr>
+          <w:p>
+            <w:pPr>
+              <w:rPr>
+                <w:rFonts w:ascii="Calibri" w:eastAsia="Calibri" w:hAnsi="Calibri" w:cs="Calibri"/>
+                <w:b/>
+                <w:color w:val="595959"/>
+              </w:rPr>
+            </w:pPr>
+            <w:r>
+              <w:rPr>
+                <w:rFonts w:ascii="Calibri" w:eastAsia="Calibri" w:hAnsi="Calibri" w:cs="Calibri"/>
+                <w:b/>
+                <w:color w:val="595959"/>
+              </w:rPr>
+              <w:t>Opción b)</w:t>
+            </w:r>
+          </w:p>
+        </w:tc>
+        <w:tc>
+          <w:tcPr>
+            <w:tcW w:w="6727" w:type="dxa"/>
+            <w:gridSpan w:val="2"/>
+            <w:shd w:val="clear" w:color="auto" w:fill="FFFFFF"/>
+          </w:tcPr>
+          <w:p>
+            <w:pPr>
+              <w:rPr>
+                <w:rFonts w:ascii="Calibri" w:eastAsia="Calibri" w:hAnsi="Calibri" w:cs="Calibri"/>
+              </w:rPr>
+            </w:pPr>
+            <w:r>
+              <w:rPr>
+                <w:rFonts w:ascii="Calibri" w:hAnsi="Calibri" w:cs="Calibri"/>
+              </w:rPr>
+              <w:t>Manual de funciones y procedimientos administrativos.</w:t>
+            </w:r>
+          </w:p>
+        </w:tc>
+        <w:tc>
+          <w:tcPr>
+            <w:tcW w:w="2160" w:type="dxa"/>
+            <w:shd w:val="clear" w:color="auto" w:fill="FFFFFF"/>
+          </w:tcPr>
+          <w:p>
+            <w:pPr>
+              <w:widowControl w:val="0"/>
+              <w:rPr>
+                <w:rFonts w:ascii="Calibri" w:eastAsia="Calibri" w:hAnsi="Calibri" w:cs="Calibri"/>
+              </w:rPr>
+            </w:pPr>
+          </w:p>
+        </w:tc>
+      </w:tr>
+      <w:tr>
+        <w:trPr>
+          <w:trHeight w:val="220"/>
+        </w:trPr>
+        <w:tc>
+          <w:tcPr>
+            <w:tcW w:w="1267" w:type="dxa"/>
+          </w:tcPr>
+          <w:p>
+            <w:pPr>
+              <w:rPr>
+                <w:rFonts w:ascii="Calibri" w:eastAsia="Calibri" w:hAnsi="Calibri" w:cs="Calibri"/>
+                <w:b/>
+                <w:color w:val="595959"/>
+              </w:rPr>
+            </w:pPr>
+            <w:r>
+              <w:rPr>
+                <w:rFonts w:ascii="Calibri" w:eastAsia="Calibri" w:hAnsi="Calibri" w:cs="Calibri"/>
+                <w:b/>
+                <w:color w:val="595959"/>
+              </w:rPr>
+              <w:t>Opción c)</w:t>
+            </w:r>
+          </w:p>
+        </w:tc>
+        <w:tc>
+          <w:tcPr>
+            <w:tcW w:w="6727" w:type="dxa"/>
+            <w:gridSpan w:val="2"/>
+            <w:shd w:val="clear" w:color="auto" w:fill="FFFFFF"/>
+          </w:tcPr>
+          <w:p>
+            <w:pPr>
+              <w:rPr>
+                <w:rFonts w:ascii="Calibri" w:eastAsia="Calibri" w:hAnsi="Calibri" w:cs="Calibri"/>
+              </w:rPr>
+            </w:pPr>
+            <w:r>
+              <w:rPr>
+                <w:rFonts w:ascii="Calibri" w:hAnsi="Calibri" w:cs="Calibri"/>
+              </w:rPr>
+              <w:t>Catálogo de productos y servicios comerciales.</w:t>
+            </w:r>
+          </w:p>
+        </w:tc>
+        <w:tc>
+          <w:tcPr>
+            <w:tcW w:w="2160" w:type="dxa"/>
+            <w:shd w:val="clear" w:color="auto" w:fill="FFFFFF"/>
+          </w:tcPr>
+          <w:p>
+            <w:pPr>
+              <w:widowControl w:val="0"/>
+              <w:rPr>
+                <w:rFonts w:ascii="Calibri" w:eastAsia="Calibri" w:hAnsi="Calibri" w:cs="Calibri"/>
+              </w:rPr>
+            </w:pPr>
+          </w:p>
+        </w:tc>
+      </w:tr>
+      <w:tr>
+        <w:trPr>
+          <w:trHeight w:val="220"/>
+        </w:trPr>
+        <w:tc>
+          <w:tcPr>
+            <w:tcW w:w="1267" w:type="dxa"/>
+          </w:tcPr>
+          <w:p>
+            <w:pPr>
+              <w:rPr>
+                <w:rFonts w:ascii="Calibri" w:eastAsia="Calibri" w:hAnsi="Calibri" w:cs="Calibri"/>
+                <w:b/>
+                <w:color w:val="595959"/>
+              </w:rPr>
+            </w:pPr>
+            <w:r>
+              <w:rPr>
+                <w:rFonts w:ascii="Calibri" w:eastAsia="Calibri" w:hAnsi="Calibri" w:cs="Calibri"/>
+                <w:b/>
+                <w:color w:val="595959"/>
+              </w:rPr>
+              <w:t>Opción d)</w:t>
+            </w:r>
+          </w:p>
+        </w:tc>
+        <w:tc>
+          <w:tcPr>
+            <w:tcW w:w="6727" w:type="dxa"/>
+            <w:gridSpan w:val="2"/>
+            <w:shd w:val="clear" w:color="auto" w:fill="FFFFFF"/>
+          </w:tcPr>
+          <w:p>
+            <w:pPr>
+              <w:rPr>
+                <w:rFonts w:ascii="Calibri" w:eastAsia="Calibri" w:hAnsi="Calibri" w:cs="Calibri"/>
+              </w:rPr>
+            </w:pPr>
+            <w:r>
+              <w:rPr>
+                <w:rFonts w:ascii="Calibri" w:hAnsi="Calibri" w:cs="Calibri"/>
+              </w:rPr>
+              <w:t>Encuesta de satisfacción del cliente externo e interno.</w:t>
+            </w:r>
+          </w:p>
+        </w:tc>
+        <w:tc>
+          <w:tcPr>
+            <w:tcW w:w="2160" w:type="dxa"/>
+            <w:shd w:val="clear" w:color="auto" w:fill="FFFFFF"/>
+          </w:tcPr>
+          <w:p>
+            <w:pPr>
+              <w:widowControl w:val="0"/>
+              <w:rPr>
+                <w:rFonts w:ascii="Calibri" w:eastAsia="Calibri" w:hAnsi="Calibri" w:cs="Calibri"/>
+              </w:rPr>
+            </w:pPr>
+          </w:p>
+        </w:tc>
+      </w:tr>
+      <w:tr>
+        <w:trPr>
+          <w:trHeight w:val="220"/>
+        </w:trPr>
+        <w:tc>
+          <w:tcPr>
+            <w:tcW w:w="2534" w:type="dxa"/>
+            <w:gridSpan w:val="2"/>
+            <w:shd w:val="clear" w:color="auto" w:fill="FBE5D5"/>
+          </w:tcPr>
+          <w:p>
+            <w:pPr>
+              <w:rPr>
+                <w:rFonts w:ascii="Calibri" w:eastAsia="Calibri" w:hAnsi="Calibri" w:cs="Calibri"/>
+                <w:b/>
+              </w:rPr>
+            </w:pPr>
+            <w:r>
+              <w:rPr>
+                <w:rFonts w:ascii="Calibri" w:eastAsia="Calibri" w:hAnsi="Calibri" w:cs="Calibri"/>
+                <w:b/>
+              </w:rPr>
+              <w:t>Comentario respuesta correcta</w:t>
+            </w:r>
+          </w:p>
+        </w:tc>
+        <w:tc>
+          <w:tcPr>
+            <w:tcW w:w="7620" w:type="dxa"/>
+            <w:gridSpan w:val="2"/>
+            <w:shd w:val="clear" w:color="auto" w:fill="FFFFFF"/>
+          </w:tcPr>
+          <w:p>
+            <w:pPr>
+              <w:rPr>
+                <w:rFonts w:ascii="Calibri" w:eastAsia="Calibri" w:hAnsi="Calibri" w:cs="Calibri"/>
+                <w:bCs/>
+              </w:rPr>
+            </w:pPr>
+            <w:r>
+              <w:rPr>
+                <w:rFonts w:ascii="Calibri" w:hAnsi="Calibri" w:cs="Calibri"/>
+              </w:rPr>
+              <w:t>¡Muy bien! Reconoce que el BIA permite identificar procesos críticos y sus impactos.</w:t>
+            </w:r>
+          </w:p>
+        </w:tc>
+      </w:tr>
+      <w:tr>
+        <w:trPr>
+          <w:trHeight w:val="220"/>
+        </w:trPr>
+        <w:tc>
+          <w:tcPr>
+            <w:tcW w:w="2534" w:type="dxa"/>
+            <w:gridSpan w:val="2"/>
+            <w:shd w:val="clear" w:color="auto" w:fill="FBE5D5"/>
+          </w:tcPr>
+          <w:p>
+            <w:pPr>
+              <w:rPr>
+                <w:rFonts w:ascii="Calibri" w:eastAsia="Calibri" w:hAnsi="Calibri" w:cs="Calibri"/>
+                <w:b/>
+              </w:rPr>
+            </w:pPr>
+            <w:r>
+              <w:rPr>
+                <w:rFonts w:ascii="Calibri" w:eastAsia="Calibri" w:hAnsi="Calibri" w:cs="Calibri"/>
+                <w:b/>
+              </w:rPr>
+              <w:t>Comentario respuesta incorrecta</w:t>
+            </w:r>
+          </w:p>
+        </w:tc>
+        <w:tc>
+          <w:tcPr>
+            <w:tcW w:w="7620" w:type="dxa"/>
+            <w:gridSpan w:val="2"/>
+            <w:shd w:val="clear" w:color="auto" w:fill="FFFFFF"/>
+          </w:tcPr>
+          <w:p>
+            <w:pPr>
+              <w:rPr>
+                <w:rFonts w:ascii="Calibri" w:eastAsia="Calibri" w:hAnsi="Calibri" w:cs="Calibri"/>
+                <w:bCs/>
+              </w:rPr>
+            </w:pPr>
+            <w:r>
+              <w:rPr>
+                <w:rFonts w:ascii="Calibri" w:eastAsia="Calibri" w:hAnsi="Calibri" w:cs="Calibri"/>
+              </w:rPr>
+              <w:t>Revise nuevamente el contenido del componente formativo.</w:t>
+            </w:r>
+          </w:p>
+        </w:tc>
+      </w:tr>
+      <w:tr>
+        <w:trPr>
+          <w:trHeight w:val="220"/>
+        </w:trPr>
+        <w:tc>
+          <w:tcPr>
+            <w:tcW w:w="2534" w:type="dxa"/>
+            <w:gridSpan w:val="2"/>
+            <w:shd w:val="clear" w:color="auto" w:fill="FBE5D5"/>
+          </w:tcPr>
+          <w:p>
+            <w:pPr>
+              <w:rPr>
+                <w:rFonts w:ascii="Calibri" w:eastAsia="Calibri" w:hAnsi="Calibri" w:cs="Calibri"/>
+                <w:b/>
+              </w:rPr>
+            </w:pPr>
+            <w:r>
+              <w:rPr>
+                <w:rFonts w:ascii="Calibri" w:eastAsia="Calibri" w:hAnsi="Calibri" w:cs="Calibri"/>
+                <w:b/>
+              </w:rPr>
               <w:lastRenderedPageBreak/>
-              <w:t>Comentario respuesta correcta</w:t>
+              <w:t>Pregunta 17</w:t>
             </w:r>
           </w:p>
         </w:tc>
@@ -6415,129 +7890,156 @@
           <w:tcPr>
             <w:tcW w:w="7620" w:type="dxa"/>
             <w:gridSpan w:val="2"/>
-            <w:shd w:val="clear" w:color="auto" w:fill="FFFFFF"/>
-          </w:tcPr>
-          <w:p>
-            <w:pPr>
-              <w:rPr>
-                <w:rFonts w:ascii="Calibri" w:eastAsia="Calibri" w:hAnsi="Calibri" w:cs="Calibri"/>
+            <w:shd w:val="clear" w:color="auto" w:fill="FBE5D5"/>
+          </w:tcPr>
+          <w:p>
+            <w:pPr>
+              <w:spacing w:after="160" w:line="259" w:lineRule="auto"/>
+              <w:rPr>
+                <w:rFonts w:ascii="Calibri" w:eastAsia="Calibri" w:hAnsi="Calibri" w:cs="Calibri"/>
+              </w:rPr>
+            </w:pPr>
+            <w:r>
+              <w:rPr>
+                <w:rFonts w:ascii="Calibri" w:hAnsi="Calibri" w:cs="Calibri"/>
                 <w:bCs/>
               </w:rPr>
-            </w:pPr>
-            <w:r>
-              <w:rPr>
-                <w:rFonts w:ascii="Calibri" w:hAnsi="Calibri" w:cs="Calibri"/>
-              </w:rPr>
-              <w:t xml:space="preserve">¡Muy bien! Reconoce </w:t>
-            </w:r>
-            <w:r>
-              <w:rPr>
-                <w:rFonts w:ascii="Calibri" w:hAnsi="Calibri" w:cs="Calibri"/>
-              </w:rPr>
-              <w:t>los filtros adecuados para una búsqueda académica precisa y confiable.</w:t>
-            </w:r>
-          </w:p>
-        </w:tc>
-      </w:tr>
-      <w:tr>
-        <w:trPr>
-          <w:trHeight w:val="220"/>
-        </w:trPr>
-        <w:tc>
-          <w:tcPr>
-            <w:tcW w:w="2534" w:type="dxa"/>
-            <w:gridSpan w:val="2"/>
-            <w:shd w:val="clear" w:color="auto" w:fill="FBE5D5"/>
-          </w:tcPr>
-          <w:p>
-            <w:pPr>
-              <w:rPr>
-                <w:rFonts w:ascii="Calibri" w:eastAsia="Calibri" w:hAnsi="Calibri" w:cs="Calibri"/>
-                <w:b/>
-              </w:rPr>
-            </w:pPr>
-            <w:r>
-              <w:rPr>
-                <w:rFonts w:ascii="Calibri" w:eastAsia="Calibri" w:hAnsi="Calibri" w:cs="Calibri"/>
-                <w:b/>
-              </w:rPr>
-              <w:t>Comentario respuesta incorrecta</w:t>
-            </w:r>
-          </w:p>
-        </w:tc>
-        <w:tc>
-          <w:tcPr>
-            <w:tcW w:w="7620" w:type="dxa"/>
-            <w:gridSpan w:val="2"/>
-            <w:shd w:val="clear" w:color="auto" w:fill="FFFFFF"/>
-          </w:tcPr>
-          <w:p>
-            <w:pPr>
-              <w:rPr>
-                <w:rFonts w:ascii="Calibri" w:eastAsia="Calibri" w:hAnsi="Calibri" w:cs="Calibri"/>
+              <w:t>¿Para qué se recomienda específicamente el uso de buscadores académicos?</w:t>
+            </w:r>
+            <w:r>
+              <w:rPr>
+                <w:rFonts w:ascii="Calibri" w:hAnsi="Calibri" w:cs="Calibri"/>
+              </w:rPr>
+              <w:t xml:space="preserve"> </w:t>
+            </w:r>
+          </w:p>
+        </w:tc>
+      </w:tr>
+      <w:tr>
+        <w:trPr>
+          <w:trHeight w:val="220"/>
+        </w:trPr>
+        <w:tc>
+          <w:tcPr>
+            <w:tcW w:w="1267" w:type="dxa"/>
+          </w:tcPr>
+          <w:p>
+            <w:pPr>
+              <w:rPr>
+                <w:rFonts w:ascii="Calibri" w:eastAsia="Calibri" w:hAnsi="Calibri" w:cs="Calibri"/>
+                <w:b/>
+                <w:color w:val="595959"/>
+              </w:rPr>
+            </w:pPr>
+            <w:r>
+              <w:rPr>
+                <w:rFonts w:ascii="Calibri" w:eastAsia="Calibri" w:hAnsi="Calibri" w:cs="Calibri"/>
+                <w:b/>
+                <w:color w:val="595959"/>
+              </w:rPr>
+              <w:t>Opción a)</w:t>
+            </w:r>
+          </w:p>
+        </w:tc>
+        <w:tc>
+          <w:tcPr>
+            <w:tcW w:w="6727" w:type="dxa"/>
+            <w:gridSpan w:val="2"/>
+            <w:shd w:val="clear" w:color="auto" w:fill="FFFFFF"/>
+          </w:tcPr>
+          <w:p>
+            <w:pPr>
+              <w:rPr>
+                <w:rFonts w:ascii="Calibri" w:eastAsia="Calibri" w:hAnsi="Calibri" w:cs="Calibri"/>
+              </w:rPr>
+            </w:pPr>
+            <w:r>
+              <w:rPr>
+                <w:rFonts w:ascii="Calibri" w:hAnsi="Calibri" w:cs="Calibri"/>
+              </w:rPr>
+              <w:t>Para ver videos virales de entretenimiento y ocio.</w:t>
+            </w:r>
+          </w:p>
+        </w:tc>
+        <w:tc>
+          <w:tcPr>
+            <w:tcW w:w="2160" w:type="dxa"/>
+            <w:shd w:val="clear" w:color="auto" w:fill="FFFFFF"/>
+          </w:tcPr>
+          <w:p>
+            <w:pPr>
+              <w:widowControl w:val="0"/>
+              <w:rPr>
+                <w:rFonts w:ascii="Calibri" w:eastAsia="Calibri" w:hAnsi="Calibri" w:cs="Calibri"/>
+              </w:rPr>
+            </w:pPr>
+          </w:p>
+        </w:tc>
+      </w:tr>
+      <w:tr>
+        <w:trPr>
+          <w:trHeight w:val="220"/>
+        </w:trPr>
+        <w:tc>
+          <w:tcPr>
+            <w:tcW w:w="1267" w:type="dxa"/>
+          </w:tcPr>
+          <w:p>
+            <w:pPr>
+              <w:rPr>
+                <w:rFonts w:ascii="Calibri" w:eastAsia="Calibri" w:hAnsi="Calibri" w:cs="Calibri"/>
+                <w:b/>
+                <w:color w:val="595959"/>
+              </w:rPr>
+            </w:pPr>
+            <w:r>
+              <w:rPr>
+                <w:rFonts w:ascii="Calibri" w:eastAsia="Calibri" w:hAnsi="Calibri" w:cs="Calibri"/>
+                <w:b/>
+                <w:color w:val="595959"/>
+              </w:rPr>
+              <w:t>Opción b)</w:t>
+            </w:r>
+          </w:p>
+        </w:tc>
+        <w:tc>
+          <w:tcPr>
+            <w:tcW w:w="6727" w:type="dxa"/>
+            <w:gridSpan w:val="2"/>
+            <w:shd w:val="clear" w:color="auto" w:fill="FFFFFF"/>
+          </w:tcPr>
+          <w:p>
+            <w:pPr>
+              <w:rPr>
+                <w:rFonts w:ascii="Calibri" w:eastAsia="Calibri" w:hAnsi="Calibri" w:cs="Calibri"/>
+              </w:rPr>
+            </w:pPr>
+            <w:r>
+              <w:rPr>
+                <w:rFonts w:ascii="Calibri" w:hAnsi="Calibri" w:cs="Calibri"/>
                 <w:bCs/>
               </w:rPr>
-            </w:pPr>
-            <w:r>
-              <w:rPr>
-                <w:rFonts w:ascii="Calibri" w:eastAsia="Calibri" w:hAnsi="Calibri" w:cs="Calibri"/>
-              </w:rPr>
-              <w:t>Revise nuevamente el contenido del componente formativo.</w:t>
-            </w:r>
-          </w:p>
-        </w:tc>
-      </w:tr>
-      <w:tr>
-        <w:trPr>
-          <w:trHeight w:val="220"/>
-        </w:trPr>
-        <w:tc>
-          <w:tcPr>
-            <w:tcW w:w="2534" w:type="dxa"/>
-            <w:gridSpan w:val="2"/>
-            <w:shd w:val="clear" w:color="auto" w:fill="FBE5D5"/>
-          </w:tcPr>
-          <w:p>
-            <w:pPr>
-              <w:rPr>
-                <w:rFonts w:ascii="Calibri" w:eastAsia="Calibri" w:hAnsi="Calibri" w:cs="Calibri"/>
-                <w:b/>
-              </w:rPr>
-            </w:pPr>
-            <w:r>
-              <w:rPr>
-                <w:rFonts w:ascii="Calibri" w:eastAsia="Calibri" w:hAnsi="Calibri" w:cs="Calibri"/>
-                <w:b/>
-              </w:rPr>
-              <w:t>Pregunta 14</w:t>
-            </w:r>
-          </w:p>
-        </w:tc>
-        <w:tc>
-          <w:tcPr>
-            <w:tcW w:w="7620" w:type="dxa"/>
-            <w:gridSpan w:val="2"/>
-            <w:shd w:val="clear" w:color="auto" w:fill="FBE5D5"/>
-          </w:tcPr>
-          <w:p>
-            <w:pPr>
-              <w:spacing w:after="160" w:line="259" w:lineRule="auto"/>
-              <w:rPr>
-                <w:rFonts w:ascii="Calibri" w:eastAsia="Calibri" w:hAnsi="Calibri" w:cs="Calibri"/>
-              </w:rPr>
-            </w:pPr>
-            <w:r>
-              <w:rPr>
-                <w:rFonts w:ascii="Calibri" w:hAnsi="Calibri" w:cs="Calibri"/>
-                <w:bCs/>
-              </w:rPr>
-              <w:t>¿Cuál es la diferencia entre lenguaje natural y lenguaje controlado en las búsquedas?</w:t>
-            </w:r>
-            <w:r>
-              <w:rPr>
-                <w:rFonts w:ascii="Calibri" w:hAnsi="Calibri" w:cs="Calibri"/>
-              </w:rPr>
-              <w:t xml:space="preserve"> </w:t>
+              <w:t>Para localizar artículos científicos, tesis y documentos con rigor académico.</w:t>
+            </w:r>
+          </w:p>
+        </w:tc>
+        <w:tc>
+          <w:tcPr>
+            <w:tcW w:w="2160" w:type="dxa"/>
+            <w:shd w:val="clear" w:color="auto" w:fill="FFFFFF"/>
+          </w:tcPr>
+          <w:p>
+            <w:pPr>
+              <w:widowControl w:val="0"/>
+              <w:rPr>
+                <w:rFonts w:ascii="Calibri" w:eastAsia="Calibri" w:hAnsi="Calibri" w:cs="Calibri"/>
+              </w:rPr>
+            </w:pPr>
+            <w:r>
+              <w:rPr>
+                <w:rFonts w:ascii="Calibri" w:eastAsia="Calibri" w:hAnsi="Calibri" w:cs="Calibri"/>
+              </w:rPr>
+              <w:t>X</w:t>
             </w:r>
           </w:p>
         </w:tc>
@@ -6564,7 +8066,7 @@
                 <w:b/>
                 <w:color w:val="595959"/>
               </w:rPr>
-              <w:t>Opción a)</w:t>
+              <w:t>Opción c)</w:t>
             </w:r>
           </w:p>
         </w:tc>
@@ -6584,7 +8086,7 @@
               <w:rPr>
                 <w:rFonts w:ascii="Calibri" w:hAnsi="Calibri" w:cs="Calibri"/>
               </w:rPr>
-              <w:t>El lenguaje natural solo usa códigos binarios.</w:t>
+              <w:t>Para realizar compras de libros electrónicos comerciales.</w:t>
             </w:r>
           </w:p>
         </w:tc>
@@ -6625,7 +8127,7 @@
                 <w:b/>
                 <w:color w:val="595959"/>
               </w:rPr>
-              <w:t>Opción b)</w:t>
+              <w:t>Opción d)</w:t>
             </w:r>
           </w:p>
         </w:tc>
@@ -6645,1348 +8147,13 @@
               <w:rPr>
                 <w:rFonts w:ascii="Calibri" w:hAnsi="Calibri" w:cs="Calibri"/>
               </w:rPr>
-              <w:t>No existe diferencia; ambos arrojan los mismos resultados.</w:t>
-            </w:r>
-          </w:p>
-        </w:tc>
-        <w:tc>
-          <w:tcPr>
-            <w:tcW w:w="2160" w:type="dxa"/>
-            <w:shd w:val="clear" w:color="auto" w:fill="FFFFFF"/>
-          </w:tcPr>
-          <w:p>
-            <w:pPr>
-              <w:widowControl w:val="0"/>
-              <w:rPr>
-                <w:rFonts w:ascii="Calibri" w:eastAsia="Calibri" w:hAnsi="Calibri" w:cs="Calibri"/>
-              </w:rPr>
-            </w:pPr>
-          </w:p>
-        </w:tc>
-      </w:tr>
-      <w:tr>
-        <w:trPr>
-          <w:trHeight w:val="220"/>
-        </w:trPr>
-        <w:tc>
-          <w:tcPr>
-            <w:tcW w:w="1267" w:type="dxa"/>
-          </w:tcPr>
-          <w:p>
-            <w:pPr>
-              <w:rPr>
-                <w:rFonts w:ascii="Calibri" w:eastAsia="Calibri" w:hAnsi="Calibri" w:cs="Calibri"/>
-                <w:b/>
-                <w:color w:val="595959"/>
-              </w:rPr>
-            </w:pPr>
-            <w:r>
-              <w:rPr>
-                <w:rFonts w:ascii="Calibri" w:eastAsia="Calibri" w:hAnsi="Calibri" w:cs="Calibri"/>
-                <w:b/>
-                <w:color w:val="595959"/>
-              </w:rPr>
-              <w:t>Opción c)</w:t>
-            </w:r>
-          </w:p>
-        </w:tc>
-        <w:tc>
-          <w:tcPr>
-            <w:tcW w:w="6727" w:type="dxa"/>
-            <w:gridSpan w:val="2"/>
-            <w:shd w:val="clear" w:color="auto" w:fill="FFFFFF"/>
-          </w:tcPr>
-          <w:p>
-            <w:pPr>
-              <w:rPr>
-                <w:rFonts w:ascii="Calibri" w:eastAsia="Calibri" w:hAnsi="Calibri" w:cs="Calibri"/>
-              </w:rPr>
-            </w:pPr>
-            <w:r>
-              <w:rPr>
-                <w:rFonts w:ascii="Calibri" w:hAnsi="Calibri" w:cs="Calibri"/>
-              </w:rPr>
-              <w:t>El lenguaje natural solo se usa en libros físicos.</w:t>
-            </w:r>
-          </w:p>
-        </w:tc>
-        <w:tc>
-          <w:tcPr>
-            <w:tcW w:w="2160" w:type="dxa"/>
-            <w:shd w:val="clear" w:color="auto" w:fill="FFFFFF"/>
-          </w:tcPr>
-          <w:p>
-            <w:pPr>
-              <w:widowControl w:val="0"/>
-              <w:rPr>
-                <w:rFonts w:ascii="Calibri" w:eastAsia="Calibri" w:hAnsi="Calibri" w:cs="Calibri"/>
-              </w:rPr>
-            </w:pPr>
-          </w:p>
-        </w:tc>
-      </w:tr>
-      <w:tr>
-        <w:trPr>
-          <w:trHeight w:val="220"/>
-        </w:trPr>
-        <w:tc>
-          <w:tcPr>
-            <w:tcW w:w="1267" w:type="dxa"/>
-          </w:tcPr>
-          <w:p>
-            <w:pPr>
-              <w:rPr>
-                <w:rFonts w:ascii="Calibri" w:eastAsia="Calibri" w:hAnsi="Calibri" w:cs="Calibri"/>
-                <w:b/>
-                <w:color w:val="595959"/>
-              </w:rPr>
-            </w:pPr>
-            <w:r>
-              <w:rPr>
-                <w:rFonts w:ascii="Calibri" w:eastAsia="Calibri" w:hAnsi="Calibri" w:cs="Calibri"/>
-                <w:b/>
-                <w:color w:val="595959"/>
-              </w:rPr>
-              <w:t>Opción d)</w:t>
-            </w:r>
-          </w:p>
-        </w:tc>
-        <w:tc>
-          <w:tcPr>
-            <w:tcW w:w="6727" w:type="dxa"/>
-            <w:gridSpan w:val="2"/>
-            <w:shd w:val="clear" w:color="auto" w:fill="FFFFFF"/>
-          </w:tcPr>
-          <w:p>
-            <w:pPr>
-              <w:rPr>
-                <w:rFonts w:ascii="Calibri" w:eastAsia="Calibri" w:hAnsi="Calibri" w:cs="Calibri"/>
-              </w:rPr>
-            </w:pPr>
-            <w:r>
-              <w:rPr>
-                <w:rFonts w:ascii="Calibri" w:hAnsi="Calibri" w:cs="Calibri"/>
-                <w:bCs/>
-              </w:rPr>
-              <w:t>El lenguaje controlado utiliza términos estandarizados o descriptores (tesauros).</w:t>
-            </w:r>
-          </w:p>
-        </w:tc>
-        <w:tc>
-          <w:tcPr>
-            <w:tcW w:w="2160" w:type="dxa"/>
-            <w:shd w:val="clear" w:color="auto" w:fill="FFFFFF"/>
-          </w:tcPr>
-          <w:p>
-            <w:pPr>
-              <w:widowControl w:val="0"/>
-              <w:rPr>
-                <w:rFonts w:ascii="Calibri" w:eastAsia="Calibri" w:hAnsi="Calibri" w:cs="Calibri"/>
-              </w:rPr>
-            </w:pPr>
-            <w:r>
-              <w:rPr>
-                <w:rFonts w:ascii="Calibri" w:eastAsia="Calibri" w:hAnsi="Calibri" w:cs="Calibri"/>
-              </w:rPr>
-              <w:t>X</w:t>
-            </w:r>
-          </w:p>
-        </w:tc>
-      </w:tr>
-      <w:tr>
-        <w:trPr>
-          <w:trHeight w:val="220"/>
-        </w:trPr>
-        <w:tc>
-          <w:tcPr>
-            <w:tcW w:w="2534" w:type="dxa"/>
-            <w:gridSpan w:val="2"/>
-            <w:shd w:val="clear" w:color="auto" w:fill="FBE5D5"/>
-          </w:tcPr>
-          <w:p>
-            <w:pPr>
-              <w:rPr>
-                <w:rFonts w:ascii="Calibri" w:eastAsia="Calibri" w:hAnsi="Calibri" w:cs="Calibri"/>
-                <w:b/>
-              </w:rPr>
-            </w:pPr>
-            <w:r>
-              <w:rPr>
-                <w:rFonts w:ascii="Calibri" w:eastAsia="Calibri" w:hAnsi="Calibri" w:cs="Calibri"/>
-                <w:b/>
-              </w:rPr>
-              <w:t>Comentario respuesta correcta</w:t>
-            </w:r>
-          </w:p>
-        </w:tc>
-        <w:tc>
-          <w:tcPr>
-            <w:tcW w:w="7620" w:type="dxa"/>
-            <w:gridSpan w:val="2"/>
-            <w:shd w:val="clear" w:color="auto" w:fill="FFFFFF"/>
-          </w:tcPr>
-          <w:p>
-            <w:pPr>
-              <w:rPr>
-                <w:rFonts w:ascii="Calibri" w:eastAsia="Calibri" w:hAnsi="Calibri" w:cs="Calibri"/>
-                <w:bCs/>
-              </w:rPr>
-            </w:pPr>
-            <w:r>
-              <w:rPr>
-                <w:rFonts w:ascii="Calibri" w:hAnsi="Calibri" w:cs="Calibri"/>
-              </w:rPr>
-              <w:t>¡Correcto! Comprendes que el lenguaje controlado usa términos estandarizados para mejorar la búsqueda.</w:t>
-            </w:r>
-          </w:p>
-        </w:tc>
-      </w:tr>
-      <w:tr>
-        <w:trPr>
-          <w:trHeight w:val="220"/>
-        </w:trPr>
-        <w:tc>
-          <w:tcPr>
-            <w:tcW w:w="2534" w:type="dxa"/>
-            <w:gridSpan w:val="2"/>
-            <w:shd w:val="clear" w:color="auto" w:fill="FBE5D5"/>
-          </w:tcPr>
-          <w:p>
-            <w:pPr>
-              <w:rPr>
-                <w:rFonts w:ascii="Calibri" w:eastAsia="Calibri" w:hAnsi="Calibri" w:cs="Calibri"/>
-                <w:b/>
-              </w:rPr>
-            </w:pPr>
-            <w:r>
-              <w:rPr>
-                <w:rFonts w:ascii="Calibri" w:eastAsia="Calibri" w:hAnsi="Calibri" w:cs="Calibri"/>
-                <w:b/>
-              </w:rPr>
-              <w:t>Comentario respuesta incorrecta</w:t>
-            </w:r>
-          </w:p>
-        </w:tc>
-        <w:tc>
-          <w:tcPr>
-            <w:tcW w:w="7620" w:type="dxa"/>
-            <w:gridSpan w:val="2"/>
-            <w:shd w:val="clear" w:color="auto" w:fill="FFFFFF"/>
-          </w:tcPr>
-          <w:p>
-            <w:pPr>
-              <w:rPr>
-                <w:rFonts w:ascii="Calibri" w:eastAsia="Calibri" w:hAnsi="Calibri" w:cs="Calibri"/>
-                <w:bCs/>
-              </w:rPr>
-            </w:pPr>
-            <w:r>
-              <w:rPr>
-                <w:rFonts w:ascii="Calibri" w:eastAsia="Calibri" w:hAnsi="Calibri" w:cs="Calibri"/>
-              </w:rPr>
-              <w:t>Revise nuevamente el contenido del componente formativo.</w:t>
-            </w:r>
-          </w:p>
-        </w:tc>
-      </w:tr>
-      <w:tr>
-        <w:trPr>
-          <w:trHeight w:val="220"/>
-        </w:trPr>
-        <w:tc>
-          <w:tcPr>
-            <w:tcW w:w="2534" w:type="dxa"/>
-            <w:gridSpan w:val="2"/>
-            <w:shd w:val="clear" w:color="auto" w:fill="FBE5D5"/>
-          </w:tcPr>
-          <w:p>
-            <w:pPr>
-              <w:rPr>
-                <w:rFonts w:ascii="Calibri" w:eastAsia="Calibri" w:hAnsi="Calibri" w:cs="Calibri"/>
-                <w:b/>
-              </w:rPr>
-            </w:pPr>
-            <w:r>
-              <w:rPr>
-                <w:rFonts w:ascii="Calibri" w:eastAsia="Calibri" w:hAnsi="Calibri" w:cs="Calibri"/>
-                <w:b/>
-              </w:rPr>
-              <w:t>Pregunta 15</w:t>
-            </w:r>
-          </w:p>
-        </w:tc>
-        <w:tc>
-          <w:tcPr>
-            <w:tcW w:w="7620" w:type="dxa"/>
-            <w:gridSpan w:val="2"/>
-            <w:shd w:val="clear" w:color="auto" w:fill="FBE5D5"/>
-          </w:tcPr>
-          <w:p>
-            <w:pPr>
-              <w:rPr>
-                <w:rFonts w:ascii="Calibri" w:eastAsia="Calibri" w:hAnsi="Calibri" w:cs="Calibri"/>
-              </w:rPr>
-            </w:pPr>
-            <w:r>
-              <w:rPr>
-                <w:rFonts w:ascii="Calibri" w:hAnsi="Calibri" w:cs="Calibri"/>
-                <w:bCs/>
-              </w:rPr>
-              <w:t>Según las estrategias de búsqueda, ¿qué acción permite pasar de una búsqueda general a una más precisa y pertinente?</w:t>
-            </w:r>
-          </w:p>
-        </w:tc>
-      </w:tr>
-      <w:tr>
-        <w:trPr>
-          <w:trHeight w:val="220"/>
-        </w:trPr>
-        <w:tc>
-          <w:tcPr>
-            <w:tcW w:w="1267" w:type="dxa"/>
-          </w:tcPr>
-          <w:p>
-            <w:pPr>
-              <w:rPr>
-                <w:rFonts w:ascii="Calibri" w:eastAsia="Calibri" w:hAnsi="Calibri" w:cs="Calibri"/>
-                <w:b/>
-                <w:color w:val="595959"/>
-              </w:rPr>
-            </w:pPr>
-            <w:r>
-              <w:rPr>
-                <w:rFonts w:ascii="Calibri" w:eastAsia="Calibri" w:hAnsi="Calibri" w:cs="Calibri"/>
-                <w:b/>
-                <w:color w:val="595959"/>
-              </w:rPr>
-              <w:t>Opción a)</w:t>
-            </w:r>
-          </w:p>
-        </w:tc>
-        <w:tc>
-          <w:tcPr>
-            <w:tcW w:w="6727" w:type="dxa"/>
-            <w:gridSpan w:val="2"/>
-            <w:shd w:val="clear" w:color="auto" w:fill="FFFFFF"/>
-          </w:tcPr>
-          <w:p>
-            <w:pPr>
-              <w:rPr>
-                <w:rFonts w:ascii="Calibri" w:eastAsia="Calibri" w:hAnsi="Calibri" w:cs="Calibri"/>
-              </w:rPr>
-            </w:pPr>
-            <w:r>
-              <w:rPr>
-                <w:rFonts w:ascii="Calibri" w:hAnsi="Calibri" w:cs="Calibri"/>
-              </w:rPr>
-              <w:t>Usar únicamente buscadores generales.</w:t>
-            </w:r>
-          </w:p>
-        </w:tc>
-        <w:tc>
-          <w:tcPr>
-            <w:tcW w:w="2160" w:type="dxa"/>
-            <w:shd w:val="clear" w:color="auto" w:fill="FFFFFF"/>
-          </w:tcPr>
-          <w:p>
-            <w:pPr>
-              <w:widowControl w:val="0"/>
-              <w:rPr>
-                <w:rFonts w:ascii="Calibri" w:eastAsia="Calibri" w:hAnsi="Calibri" w:cs="Calibri"/>
-              </w:rPr>
-            </w:pPr>
-          </w:p>
-        </w:tc>
-      </w:tr>
-      <w:tr>
-        <w:trPr>
-          <w:trHeight w:val="220"/>
-        </w:trPr>
-        <w:tc>
-          <w:tcPr>
-            <w:tcW w:w="1267" w:type="dxa"/>
-          </w:tcPr>
-          <w:p>
-            <w:pPr>
-              <w:rPr>
-                <w:rFonts w:ascii="Calibri" w:eastAsia="Calibri" w:hAnsi="Calibri" w:cs="Calibri"/>
-                <w:b/>
-                <w:color w:val="595959"/>
-              </w:rPr>
-            </w:pPr>
-            <w:r>
-              <w:rPr>
-                <w:rFonts w:ascii="Calibri" w:eastAsia="Calibri" w:hAnsi="Calibri" w:cs="Calibri"/>
-                <w:b/>
-                <w:color w:val="595959"/>
-              </w:rPr>
-              <w:t>Opción b)</w:t>
-            </w:r>
-          </w:p>
-        </w:tc>
-        <w:tc>
-          <w:tcPr>
-            <w:tcW w:w="6727" w:type="dxa"/>
-            <w:gridSpan w:val="2"/>
-            <w:shd w:val="clear" w:color="auto" w:fill="FFFFFF"/>
-          </w:tcPr>
-          <w:p>
-            <w:pPr>
-              <w:rPr>
-                <w:rFonts w:ascii="Calibri" w:eastAsia="Calibri" w:hAnsi="Calibri" w:cs="Calibri"/>
-              </w:rPr>
-            </w:pPr>
-            <w:r>
-              <w:rPr>
-                <w:rFonts w:ascii="Calibri" w:hAnsi="Calibri" w:cs="Calibri"/>
-              </w:rPr>
-              <w:t>Formular preguntas extensas en lenguaje natural.</w:t>
-            </w:r>
-          </w:p>
-        </w:tc>
-        <w:tc>
-          <w:tcPr>
-            <w:tcW w:w="2160" w:type="dxa"/>
-            <w:shd w:val="clear" w:color="auto" w:fill="FFFFFF"/>
-          </w:tcPr>
-          <w:p>
-            <w:pPr>
-              <w:widowControl w:val="0"/>
-              <w:rPr>
-                <w:rFonts w:ascii="Calibri" w:eastAsia="Calibri" w:hAnsi="Calibri" w:cs="Calibri"/>
-              </w:rPr>
-            </w:pPr>
-          </w:p>
-        </w:tc>
-      </w:tr>
-      <w:tr>
-        <w:trPr>
-          <w:trHeight w:val="220"/>
-        </w:trPr>
-        <w:tc>
-          <w:tcPr>
-            <w:tcW w:w="1267" w:type="dxa"/>
-          </w:tcPr>
-          <w:p>
-            <w:pPr>
-              <w:rPr>
-                <w:rFonts w:ascii="Calibri" w:eastAsia="Calibri" w:hAnsi="Calibri" w:cs="Calibri"/>
-                <w:b/>
-                <w:color w:val="595959"/>
-              </w:rPr>
-            </w:pPr>
-            <w:r>
-              <w:rPr>
-                <w:rFonts w:ascii="Calibri" w:eastAsia="Calibri" w:hAnsi="Calibri" w:cs="Calibri"/>
-                <w:b/>
-                <w:color w:val="595959"/>
-              </w:rPr>
-              <w:t>Opción c)</w:t>
-            </w:r>
-          </w:p>
-        </w:tc>
-        <w:tc>
-          <w:tcPr>
-            <w:tcW w:w="6727" w:type="dxa"/>
-            <w:gridSpan w:val="2"/>
-            <w:shd w:val="clear" w:color="auto" w:fill="FFFFFF"/>
-          </w:tcPr>
-          <w:p>
-            <w:pPr>
-              <w:rPr>
-                <w:rFonts w:ascii="Calibri" w:eastAsia="Calibri" w:hAnsi="Calibri" w:cs="Calibri"/>
-              </w:rPr>
-            </w:pPr>
-            <w:r>
-              <w:rPr>
-                <w:rFonts w:ascii="Calibri" w:hAnsi="Calibri" w:cs="Calibri"/>
-                <w:bCs/>
-              </w:rPr>
-              <w:t>Seleccionar palabras clave y combinarlas mediante operadores de búsqueda.</w:t>
-            </w:r>
-          </w:p>
-        </w:tc>
-        <w:tc>
-          <w:tcPr>
-            <w:tcW w:w="2160" w:type="dxa"/>
-            <w:shd w:val="clear" w:color="auto" w:fill="FFFFFF"/>
-          </w:tcPr>
-          <w:p>
-            <w:pPr>
-              <w:widowControl w:val="0"/>
-              <w:rPr>
-                <w:rFonts w:ascii="Calibri" w:eastAsia="Calibri" w:hAnsi="Calibri" w:cs="Calibri"/>
-              </w:rPr>
-            </w:pPr>
-            <w:r>
-              <w:rPr>
-                <w:rFonts w:ascii="Calibri" w:eastAsia="Calibri" w:hAnsi="Calibri" w:cs="Calibri"/>
-              </w:rPr>
-              <w:t>X</w:t>
-            </w:r>
-          </w:p>
-        </w:tc>
-      </w:tr>
-      <w:tr>
-        <w:trPr>
-          <w:trHeight w:val="220"/>
-        </w:trPr>
-        <w:tc>
-          <w:tcPr>
-            <w:tcW w:w="1267" w:type="dxa"/>
-          </w:tcPr>
-          <w:p>
-            <w:pPr>
-              <w:rPr>
-                <w:rFonts w:ascii="Calibri" w:eastAsia="Calibri" w:hAnsi="Calibri" w:cs="Calibri"/>
-                <w:b/>
-                <w:color w:val="595959"/>
-              </w:rPr>
-            </w:pPr>
-            <w:r>
-              <w:rPr>
-                <w:rFonts w:ascii="Calibri" w:eastAsia="Calibri" w:hAnsi="Calibri" w:cs="Calibri"/>
-                <w:b/>
-                <w:color w:val="595959"/>
-              </w:rPr>
-              <w:t>Opción d)</w:t>
-            </w:r>
-          </w:p>
-        </w:tc>
-        <w:tc>
-          <w:tcPr>
-            <w:tcW w:w="6727" w:type="dxa"/>
-            <w:gridSpan w:val="2"/>
-            <w:shd w:val="clear" w:color="auto" w:fill="FFFFFF"/>
-          </w:tcPr>
-          <w:p>
-            <w:pPr>
-              <w:rPr>
-                <w:rFonts w:ascii="Calibri" w:eastAsia="Calibri" w:hAnsi="Calibri" w:cs="Calibri"/>
-              </w:rPr>
-            </w:pPr>
-            <w:r>
-              <w:rPr>
-                <w:rFonts w:ascii="Calibri" w:hAnsi="Calibri" w:cs="Calibri"/>
-              </w:rPr>
-              <w:t>Consultar una sola fuente de información.</w:t>
-            </w:r>
-          </w:p>
-        </w:tc>
-        <w:tc>
-          <w:tcPr>
-            <w:tcW w:w="2160" w:type="dxa"/>
-            <w:shd w:val="clear" w:color="auto" w:fill="FFFFFF"/>
-          </w:tcPr>
-          <w:p>
-            <w:pPr>
-              <w:widowControl w:val="0"/>
-              <w:rPr>
-                <w:rFonts w:ascii="Calibri" w:eastAsia="Calibri" w:hAnsi="Calibri" w:cs="Calibri"/>
-              </w:rPr>
-            </w:pPr>
-          </w:p>
-        </w:tc>
-      </w:tr>
-      <w:tr>
-        <w:trPr>
-          <w:trHeight w:val="220"/>
-        </w:trPr>
-        <w:tc>
-          <w:tcPr>
-            <w:tcW w:w="2534" w:type="dxa"/>
-            <w:gridSpan w:val="2"/>
-            <w:shd w:val="clear" w:color="auto" w:fill="FBE5D5"/>
-          </w:tcPr>
-          <w:p>
-            <w:pPr>
-              <w:rPr>
-                <w:rFonts w:ascii="Calibri" w:eastAsia="Calibri" w:hAnsi="Calibri" w:cs="Calibri"/>
-                <w:b/>
-              </w:rPr>
-            </w:pPr>
-            <w:r>
-              <w:rPr>
-                <w:rFonts w:ascii="Calibri" w:eastAsia="Calibri" w:hAnsi="Calibri" w:cs="Calibri"/>
-                <w:b/>
-              </w:rPr>
-              <w:t>Comentario respuesta correcta</w:t>
-            </w:r>
-          </w:p>
-        </w:tc>
-        <w:tc>
-          <w:tcPr>
-            <w:tcW w:w="7620" w:type="dxa"/>
-            <w:gridSpan w:val="2"/>
-            <w:shd w:val="clear" w:color="auto" w:fill="FFFFFF"/>
-          </w:tcPr>
-          <w:p>
-            <w:pPr>
-              <w:rPr>
-                <w:rFonts w:ascii="Calibri" w:eastAsia="Calibri" w:hAnsi="Calibri" w:cs="Calibri"/>
-                <w:bCs/>
-              </w:rPr>
-            </w:pPr>
-            <w:r>
-              <w:rPr>
-                <w:rFonts w:ascii="Calibri" w:hAnsi="Calibri" w:cs="Calibri"/>
-              </w:rPr>
-              <w:t xml:space="preserve">¡Excelente! Identifica </w:t>
-            </w:r>
-            <w:r>
-              <w:rPr>
-                <w:rFonts w:ascii="Calibri" w:hAnsi="Calibri" w:cs="Calibri"/>
-              </w:rPr>
-              <w:t>que e</w:t>
-            </w:r>
-            <w:r>
-              <w:rPr>
-                <w:rFonts w:ascii="Calibri" w:hAnsi="Calibri" w:cs="Calibri"/>
-              </w:rPr>
-              <w:t>sta acción mejora la precisión de la búsqueda.</w:t>
-            </w:r>
-          </w:p>
-        </w:tc>
-      </w:tr>
-      <w:tr>
-        <w:trPr>
-          <w:trHeight w:val="220"/>
-        </w:trPr>
-        <w:tc>
-          <w:tcPr>
-            <w:tcW w:w="2534" w:type="dxa"/>
-            <w:gridSpan w:val="2"/>
-            <w:shd w:val="clear" w:color="auto" w:fill="FBE5D5"/>
-          </w:tcPr>
-          <w:p>
-            <w:pPr>
-              <w:rPr>
-                <w:rFonts w:ascii="Calibri" w:eastAsia="Calibri" w:hAnsi="Calibri" w:cs="Calibri"/>
-                <w:b/>
-              </w:rPr>
-            </w:pPr>
-            <w:r>
-              <w:rPr>
-                <w:rFonts w:ascii="Calibri" w:eastAsia="Calibri" w:hAnsi="Calibri" w:cs="Calibri"/>
-                <w:b/>
-              </w:rPr>
-              <w:t>Comentario respuesta incorrecta</w:t>
-            </w:r>
-          </w:p>
-        </w:tc>
-        <w:tc>
-          <w:tcPr>
-            <w:tcW w:w="7620" w:type="dxa"/>
-            <w:gridSpan w:val="2"/>
-            <w:shd w:val="clear" w:color="auto" w:fill="FFFFFF"/>
-          </w:tcPr>
-          <w:p>
-            <w:pPr>
-              <w:rPr>
-                <w:rFonts w:ascii="Calibri" w:eastAsia="Calibri" w:hAnsi="Calibri" w:cs="Calibri"/>
-                <w:bCs/>
-              </w:rPr>
-            </w:pPr>
-            <w:r>
-              <w:rPr>
-                <w:rFonts w:ascii="Calibri" w:eastAsia="Calibri" w:hAnsi="Calibri" w:cs="Calibri"/>
-              </w:rPr>
-              <w:t>Revise nuevamente el contenido del componente formativo.</w:t>
-            </w:r>
-          </w:p>
-        </w:tc>
-      </w:tr>
-      <w:tr>
-        <w:trPr>
-          <w:trHeight w:val="220"/>
-        </w:trPr>
-        <w:tc>
-          <w:tcPr>
-            <w:tcW w:w="2534" w:type="dxa"/>
-            <w:gridSpan w:val="2"/>
-            <w:shd w:val="clear" w:color="auto" w:fill="FBE5D5"/>
-          </w:tcPr>
-          <w:p>
-            <w:pPr>
-              <w:rPr>
-                <w:rFonts w:ascii="Calibri" w:eastAsia="Calibri" w:hAnsi="Calibri" w:cs="Calibri"/>
-                <w:b/>
-              </w:rPr>
-            </w:pPr>
-            <w:r>
-              <w:rPr>
-                <w:rFonts w:ascii="Calibri" w:eastAsia="Calibri" w:hAnsi="Calibri" w:cs="Calibri"/>
-                <w:b/>
-              </w:rPr>
-              <w:t>Pregunta 16</w:t>
-            </w:r>
-          </w:p>
-        </w:tc>
-        <w:tc>
-          <w:tcPr>
-            <w:tcW w:w="7620" w:type="dxa"/>
-            <w:gridSpan w:val="2"/>
-            <w:shd w:val="clear" w:color="auto" w:fill="FBE5D5"/>
-          </w:tcPr>
-          <w:p>
-            <w:pPr>
-              <w:spacing w:after="160" w:line="259" w:lineRule="auto"/>
-              <w:rPr>
-                <w:rFonts w:ascii="Calibri" w:eastAsia="Calibri" w:hAnsi="Calibri" w:cs="Calibri"/>
-              </w:rPr>
-            </w:pPr>
-            <w:r>
-              <w:rPr>
-                <w:rFonts w:ascii="Calibri" w:hAnsi="Calibri" w:cs="Calibri"/>
-                <w:bCs/>
-              </w:rPr>
-              <w:t>¿Qué herramienta permite identificar procesos críticos y evaluar las consecuencias de su interrupción?</w:t>
-            </w:r>
-            <w:r>
-              <w:rPr>
-                <w:rFonts w:ascii="Calibri" w:hAnsi="Calibri" w:cs="Calibri"/>
-              </w:rPr>
-              <w:t xml:space="preserve"> </w:t>
-            </w:r>
-          </w:p>
-        </w:tc>
-      </w:tr>
-      <w:tr>
-        <w:trPr>
-          <w:trHeight w:val="220"/>
-        </w:trPr>
-        <w:tc>
-          <w:tcPr>
-            <w:tcW w:w="1267" w:type="dxa"/>
-          </w:tcPr>
-          <w:p>
-            <w:pPr>
-              <w:rPr>
-                <w:rFonts w:ascii="Calibri" w:eastAsia="Calibri" w:hAnsi="Calibri" w:cs="Calibri"/>
-                <w:b/>
-                <w:color w:val="595959"/>
-              </w:rPr>
-            </w:pPr>
-            <w:r>
-              <w:rPr>
-                <w:rFonts w:ascii="Calibri" w:eastAsia="Calibri" w:hAnsi="Calibri" w:cs="Calibri"/>
-                <w:b/>
-                <w:color w:val="595959"/>
-              </w:rPr>
-              <w:t>Opción a)</w:t>
-            </w:r>
-          </w:p>
-        </w:tc>
-        <w:tc>
-          <w:tcPr>
-            <w:tcW w:w="6727" w:type="dxa"/>
-            <w:gridSpan w:val="2"/>
-            <w:shd w:val="clear" w:color="auto" w:fill="FFFFFF"/>
-          </w:tcPr>
-          <w:p>
-            <w:pPr>
-              <w:rPr>
-                <w:rFonts w:ascii="Calibri" w:eastAsia="Calibri" w:hAnsi="Calibri" w:cs="Calibri"/>
-              </w:rPr>
-            </w:pPr>
-            <w:r>
-              <w:rPr>
-                <w:rFonts w:ascii="Calibri" w:hAnsi="Calibri" w:cs="Calibri"/>
-                <w:bCs/>
-              </w:rPr>
-              <w:t>Análisis de impacto en el negocio (BIA).</w:t>
-            </w:r>
-          </w:p>
-        </w:tc>
-        <w:tc>
-          <w:tcPr>
-            <w:tcW w:w="2160" w:type="dxa"/>
-            <w:shd w:val="clear" w:color="auto" w:fill="FFFFFF"/>
-          </w:tcPr>
-          <w:p>
-            <w:pPr>
-              <w:widowControl w:val="0"/>
-              <w:rPr>
-                <w:rFonts w:ascii="Calibri" w:eastAsia="Calibri" w:hAnsi="Calibri" w:cs="Calibri"/>
-              </w:rPr>
-            </w:pPr>
-            <w:r>
-              <w:rPr>
-                <w:rFonts w:ascii="Calibri" w:eastAsia="Calibri" w:hAnsi="Calibri" w:cs="Calibri"/>
-              </w:rPr>
-              <w:t>X</w:t>
-            </w:r>
-          </w:p>
-        </w:tc>
-      </w:tr>
-      <w:tr>
-        <w:trPr>
-          <w:trHeight w:val="220"/>
-        </w:trPr>
-        <w:tc>
-          <w:tcPr>
-            <w:tcW w:w="1267" w:type="dxa"/>
-          </w:tcPr>
-          <w:p>
-            <w:pPr>
-              <w:rPr>
-                <w:rFonts w:ascii="Calibri" w:eastAsia="Calibri" w:hAnsi="Calibri" w:cs="Calibri"/>
-                <w:b/>
-                <w:color w:val="595959"/>
-              </w:rPr>
-            </w:pPr>
-            <w:r>
-              <w:rPr>
-                <w:rFonts w:ascii="Calibri" w:eastAsia="Calibri" w:hAnsi="Calibri" w:cs="Calibri"/>
-                <w:b/>
-                <w:color w:val="595959"/>
-              </w:rPr>
-              <w:t>Opción b)</w:t>
-            </w:r>
-          </w:p>
-        </w:tc>
-        <w:tc>
-          <w:tcPr>
-            <w:tcW w:w="6727" w:type="dxa"/>
-            <w:gridSpan w:val="2"/>
-            <w:shd w:val="clear" w:color="auto" w:fill="FFFFFF"/>
-          </w:tcPr>
-          <w:p>
-            <w:pPr>
-              <w:rPr>
-                <w:rFonts w:ascii="Calibri" w:eastAsia="Calibri" w:hAnsi="Calibri" w:cs="Calibri"/>
-              </w:rPr>
-            </w:pPr>
-            <w:r>
-              <w:rPr>
-                <w:rFonts w:ascii="Calibri" w:hAnsi="Calibri" w:cs="Calibri"/>
-              </w:rPr>
-              <w:t>Manual de funciones y procedimientos administrativos.</w:t>
-            </w:r>
-          </w:p>
-        </w:tc>
-        <w:tc>
-          <w:tcPr>
-            <w:tcW w:w="2160" w:type="dxa"/>
-            <w:shd w:val="clear" w:color="auto" w:fill="FFFFFF"/>
-          </w:tcPr>
-          <w:p>
-            <w:pPr>
-              <w:widowControl w:val="0"/>
-              <w:rPr>
-                <w:rFonts w:ascii="Calibri" w:eastAsia="Calibri" w:hAnsi="Calibri" w:cs="Calibri"/>
-              </w:rPr>
-            </w:pPr>
-          </w:p>
-        </w:tc>
-      </w:tr>
-      <w:tr>
-        <w:trPr>
-          <w:trHeight w:val="220"/>
-        </w:trPr>
-        <w:tc>
-          <w:tcPr>
-            <w:tcW w:w="1267" w:type="dxa"/>
-          </w:tcPr>
-          <w:p>
-            <w:pPr>
-              <w:rPr>
-                <w:rFonts w:ascii="Calibri" w:eastAsia="Calibri" w:hAnsi="Calibri" w:cs="Calibri"/>
-                <w:b/>
-                <w:color w:val="595959"/>
-              </w:rPr>
-            </w:pPr>
-            <w:r>
-              <w:rPr>
-                <w:rFonts w:ascii="Calibri" w:eastAsia="Calibri" w:hAnsi="Calibri" w:cs="Calibri"/>
-                <w:b/>
-                <w:color w:val="595959"/>
-              </w:rPr>
-              <w:t>Opción c)</w:t>
-            </w:r>
-          </w:p>
-        </w:tc>
-        <w:tc>
-          <w:tcPr>
-            <w:tcW w:w="6727" w:type="dxa"/>
-            <w:gridSpan w:val="2"/>
-            <w:shd w:val="clear" w:color="auto" w:fill="FFFFFF"/>
-          </w:tcPr>
-          <w:p>
-            <w:pPr>
-              <w:rPr>
-                <w:rFonts w:ascii="Calibri" w:eastAsia="Calibri" w:hAnsi="Calibri" w:cs="Calibri"/>
-              </w:rPr>
-            </w:pPr>
-            <w:r>
-              <w:rPr>
-                <w:rFonts w:ascii="Calibri" w:hAnsi="Calibri" w:cs="Calibri"/>
-              </w:rPr>
-              <w:t>Catálogo de productos y servicios comerciales.</w:t>
-            </w:r>
-          </w:p>
-        </w:tc>
-        <w:tc>
-          <w:tcPr>
-            <w:tcW w:w="2160" w:type="dxa"/>
-            <w:shd w:val="clear" w:color="auto" w:fill="FFFFFF"/>
-          </w:tcPr>
-          <w:p>
-            <w:pPr>
-              <w:widowControl w:val="0"/>
-              <w:rPr>
-                <w:rFonts w:ascii="Calibri" w:eastAsia="Calibri" w:hAnsi="Calibri" w:cs="Calibri"/>
-              </w:rPr>
-            </w:pPr>
-          </w:p>
-        </w:tc>
-      </w:tr>
-      <w:tr>
-        <w:trPr>
-          <w:trHeight w:val="220"/>
-        </w:trPr>
-        <w:tc>
-          <w:tcPr>
-            <w:tcW w:w="1267" w:type="dxa"/>
-          </w:tcPr>
-          <w:p>
-            <w:pPr>
-              <w:rPr>
-                <w:rFonts w:ascii="Calibri" w:eastAsia="Calibri" w:hAnsi="Calibri" w:cs="Calibri"/>
-                <w:b/>
-                <w:color w:val="595959"/>
-              </w:rPr>
-            </w:pPr>
-            <w:r>
-              <w:rPr>
-                <w:rFonts w:ascii="Calibri" w:eastAsia="Calibri" w:hAnsi="Calibri" w:cs="Calibri"/>
-                <w:b/>
-                <w:color w:val="595959"/>
-              </w:rPr>
-              <w:t>Opción d)</w:t>
-            </w:r>
-          </w:p>
-        </w:tc>
-        <w:tc>
-          <w:tcPr>
-            <w:tcW w:w="6727" w:type="dxa"/>
-            <w:gridSpan w:val="2"/>
-            <w:shd w:val="clear" w:color="auto" w:fill="FFFFFF"/>
-          </w:tcPr>
-          <w:p>
-            <w:pPr>
-              <w:rPr>
-                <w:rFonts w:ascii="Calibri" w:eastAsia="Calibri" w:hAnsi="Calibri" w:cs="Calibri"/>
-              </w:rPr>
-            </w:pPr>
-            <w:r>
-              <w:rPr>
-                <w:rFonts w:ascii="Calibri" w:hAnsi="Calibri" w:cs="Calibri"/>
-              </w:rPr>
-              <w:t>Encuesta de satisfacción del cliente externo e interno.</w:t>
-            </w:r>
-          </w:p>
-        </w:tc>
-        <w:tc>
-          <w:tcPr>
-            <w:tcW w:w="2160" w:type="dxa"/>
-            <w:shd w:val="clear" w:color="auto" w:fill="FFFFFF"/>
-          </w:tcPr>
-          <w:p>
-            <w:pPr>
-              <w:widowControl w:val="0"/>
-              <w:rPr>
-                <w:rFonts w:ascii="Calibri" w:eastAsia="Calibri" w:hAnsi="Calibri" w:cs="Calibri"/>
-              </w:rPr>
-            </w:pPr>
-          </w:p>
-        </w:tc>
-      </w:tr>
-      <w:tr>
-        <w:trPr>
-          <w:trHeight w:val="220"/>
-        </w:trPr>
-        <w:tc>
-          <w:tcPr>
-            <w:tcW w:w="2534" w:type="dxa"/>
-            <w:gridSpan w:val="2"/>
-            <w:shd w:val="clear" w:color="auto" w:fill="FBE5D5"/>
-          </w:tcPr>
-          <w:p>
-            <w:pPr>
-              <w:rPr>
-                <w:rFonts w:ascii="Calibri" w:eastAsia="Calibri" w:hAnsi="Calibri" w:cs="Calibri"/>
-                <w:b/>
-              </w:rPr>
-            </w:pPr>
-            <w:r>
-              <w:rPr>
-                <w:rFonts w:ascii="Calibri" w:eastAsia="Calibri" w:hAnsi="Calibri" w:cs="Calibri"/>
-                <w:b/>
-              </w:rPr>
-              <w:t>Comentario respuesta correcta</w:t>
-            </w:r>
-          </w:p>
-        </w:tc>
-        <w:tc>
-          <w:tcPr>
-            <w:tcW w:w="7620" w:type="dxa"/>
-            <w:gridSpan w:val="2"/>
-            <w:shd w:val="clear" w:color="auto" w:fill="FFFFFF"/>
-          </w:tcPr>
-          <w:p>
-            <w:pPr>
-              <w:rPr>
-                <w:rFonts w:ascii="Calibri" w:eastAsia="Calibri" w:hAnsi="Calibri" w:cs="Calibri"/>
-                <w:bCs/>
-              </w:rPr>
-            </w:pPr>
-            <w:r>
-              <w:rPr>
-                <w:rFonts w:ascii="Calibri" w:hAnsi="Calibri" w:cs="Calibri"/>
-              </w:rPr>
-              <w:t>¡Muy bien! Reconoce que el BIA permite identificar procesos críticos y sus impactos.</w:t>
-            </w:r>
-          </w:p>
-        </w:tc>
-      </w:tr>
-      <w:tr>
-        <w:trPr>
-          <w:trHeight w:val="220"/>
-        </w:trPr>
-        <w:tc>
-          <w:tcPr>
-            <w:tcW w:w="2534" w:type="dxa"/>
-            <w:gridSpan w:val="2"/>
-            <w:shd w:val="clear" w:color="auto" w:fill="FBE5D5"/>
-          </w:tcPr>
-          <w:p>
-            <w:pPr>
-              <w:rPr>
-                <w:rFonts w:ascii="Calibri" w:eastAsia="Calibri" w:hAnsi="Calibri" w:cs="Calibri"/>
-                <w:b/>
-              </w:rPr>
-            </w:pPr>
-            <w:r>
-              <w:rPr>
-                <w:rFonts w:ascii="Calibri" w:eastAsia="Calibri" w:hAnsi="Calibri" w:cs="Calibri"/>
-                <w:b/>
-              </w:rPr>
-              <w:t>Comentario respuesta incorrecta</w:t>
-            </w:r>
-          </w:p>
-        </w:tc>
-        <w:tc>
-          <w:tcPr>
-            <w:tcW w:w="7620" w:type="dxa"/>
-            <w:gridSpan w:val="2"/>
-            <w:shd w:val="clear" w:color="auto" w:fill="FFFFFF"/>
-          </w:tcPr>
-          <w:p>
-            <w:pPr>
-              <w:rPr>
-                <w:rFonts w:ascii="Calibri" w:eastAsia="Calibri" w:hAnsi="Calibri" w:cs="Calibri"/>
-                <w:bCs/>
-              </w:rPr>
-            </w:pPr>
-            <w:r>
-              <w:rPr>
-                <w:rFonts w:ascii="Calibri" w:eastAsia="Calibri" w:hAnsi="Calibri" w:cs="Calibri"/>
-              </w:rPr>
-              <w:t>Revise nuevamente el contenido del componente formativo.</w:t>
-            </w:r>
-          </w:p>
-        </w:tc>
-      </w:tr>
-      <w:tr>
-        <w:trPr>
-          <w:trHeight w:val="220"/>
-        </w:trPr>
-        <w:tc>
-          <w:tcPr>
-            <w:tcW w:w="2534" w:type="dxa"/>
-            <w:gridSpan w:val="2"/>
-            <w:shd w:val="clear" w:color="auto" w:fill="FBE5D5"/>
-          </w:tcPr>
-          <w:p>
-            <w:pPr>
-              <w:rPr>
-                <w:rFonts w:ascii="Calibri" w:eastAsia="Calibri" w:hAnsi="Calibri" w:cs="Calibri"/>
-                <w:b/>
-              </w:rPr>
-            </w:pPr>
-            <w:r>
-              <w:rPr>
-                <w:rFonts w:ascii="Calibri" w:eastAsia="Calibri" w:hAnsi="Calibri" w:cs="Calibri"/>
-                <w:b/>
-              </w:rPr>
-              <w:t>Pregunta 17</w:t>
-            </w:r>
-          </w:p>
-        </w:tc>
-        <w:tc>
-          <w:tcPr>
-            <w:tcW w:w="7620" w:type="dxa"/>
-            <w:gridSpan w:val="2"/>
-            <w:shd w:val="clear" w:color="auto" w:fill="FBE5D5"/>
-          </w:tcPr>
-          <w:p>
-            <w:pPr>
-              <w:spacing w:after="160" w:line="259" w:lineRule="auto"/>
-              <w:rPr>
-                <w:rFonts w:ascii="Calibri" w:eastAsia="Calibri" w:hAnsi="Calibri" w:cs="Calibri"/>
-              </w:rPr>
-            </w:pPr>
-            <w:r>
-              <w:rPr>
-                <w:rFonts w:ascii="Calibri" w:hAnsi="Calibri" w:cs="Calibri"/>
-                <w:bCs/>
-              </w:rPr>
-              <w:t>¿Para qué se recomienda específicamente el uso de buscadores académicos?</w:t>
-            </w:r>
-            <w:r>
-              <w:rPr>
-                <w:rFonts w:ascii="Calibri" w:hAnsi="Calibri" w:cs="Calibri"/>
-              </w:rPr>
-              <w:t xml:space="preserve"> </w:t>
-            </w:r>
-          </w:p>
-        </w:tc>
-      </w:tr>
-      <w:tr>
-        <w:trPr>
-          <w:trHeight w:val="220"/>
-        </w:trPr>
-        <w:tc>
-          <w:tcPr>
-            <w:tcW w:w="1267" w:type="dxa"/>
-          </w:tcPr>
-          <w:p>
-            <w:pPr>
-              <w:rPr>
-                <w:rFonts w:ascii="Calibri" w:eastAsia="Calibri" w:hAnsi="Calibri" w:cs="Calibri"/>
-                <w:b/>
-                <w:color w:val="595959"/>
-              </w:rPr>
-            </w:pPr>
-            <w:r>
-              <w:rPr>
-                <w:rFonts w:ascii="Calibri" w:eastAsia="Calibri" w:hAnsi="Calibri" w:cs="Calibri"/>
-                <w:b/>
-                <w:color w:val="595959"/>
-              </w:rPr>
-              <w:t>Opción a)</w:t>
-            </w:r>
-          </w:p>
-        </w:tc>
-        <w:tc>
-          <w:tcPr>
-            <w:tcW w:w="6727" w:type="dxa"/>
-            <w:gridSpan w:val="2"/>
-            <w:shd w:val="clear" w:color="auto" w:fill="FFFFFF"/>
-          </w:tcPr>
-          <w:p>
-            <w:pPr>
-              <w:rPr>
-                <w:rFonts w:ascii="Calibri" w:eastAsia="Calibri" w:hAnsi="Calibri" w:cs="Calibri"/>
-              </w:rPr>
-            </w:pPr>
-            <w:r>
-              <w:rPr>
-                <w:rFonts w:ascii="Calibri" w:hAnsi="Calibri" w:cs="Calibri"/>
-              </w:rPr>
-              <w:t>Para ver videos virales de entretenimiento y ocio.</w:t>
-            </w:r>
-          </w:p>
-        </w:tc>
-        <w:tc>
-          <w:tcPr>
-            <w:tcW w:w="2160" w:type="dxa"/>
-            <w:shd w:val="clear" w:color="auto" w:fill="FFFFFF"/>
-          </w:tcPr>
-          <w:p>
-            <w:pPr>
-              <w:widowControl w:val="0"/>
-              <w:rPr>
-                <w:rFonts w:ascii="Calibri" w:eastAsia="Calibri" w:hAnsi="Calibri" w:cs="Calibri"/>
-              </w:rPr>
-            </w:pPr>
-          </w:p>
-        </w:tc>
-      </w:tr>
-      <w:tr>
-        <w:trPr>
-          <w:trHeight w:val="220"/>
-        </w:trPr>
-        <w:tc>
-          <w:tcPr>
-            <w:tcW w:w="1267" w:type="dxa"/>
-          </w:tcPr>
-          <w:p>
-            <w:pPr>
-              <w:rPr>
-                <w:rFonts w:ascii="Calibri" w:eastAsia="Calibri" w:hAnsi="Calibri" w:cs="Calibri"/>
-                <w:b/>
-                <w:color w:val="595959"/>
-              </w:rPr>
-            </w:pPr>
-            <w:r>
-              <w:rPr>
-                <w:rFonts w:ascii="Calibri" w:eastAsia="Calibri" w:hAnsi="Calibri" w:cs="Calibri"/>
-                <w:b/>
-                <w:color w:val="595959"/>
-              </w:rPr>
-              <w:lastRenderedPageBreak/>
-              <w:t>Opción b)</w:t>
-            </w:r>
-          </w:p>
-        </w:tc>
-        <w:tc>
-          <w:tcPr>
-            <w:tcW w:w="6727" w:type="dxa"/>
-            <w:gridSpan w:val="2"/>
-            <w:shd w:val="clear" w:color="auto" w:fill="FFFFFF"/>
-          </w:tcPr>
-          <w:p>
-            <w:pPr>
-              <w:rPr>
-                <w:rFonts w:ascii="Calibri" w:eastAsia="Calibri" w:hAnsi="Calibri" w:cs="Calibri"/>
-              </w:rPr>
-            </w:pPr>
-            <w:r>
-              <w:rPr>
-                <w:rFonts w:ascii="Calibri" w:hAnsi="Calibri" w:cs="Calibri"/>
-                <w:bCs/>
-              </w:rPr>
-              <w:t>Para localizar artículos científicos, tesis y documentos con rigor académico.</w:t>
-            </w:r>
-          </w:p>
-        </w:tc>
-        <w:tc>
-          <w:tcPr>
-            <w:tcW w:w="2160" w:type="dxa"/>
-            <w:shd w:val="clear" w:color="auto" w:fill="FFFFFF"/>
-          </w:tcPr>
-          <w:p>
-            <w:pPr>
-              <w:widowControl w:val="0"/>
-              <w:rPr>
-                <w:rFonts w:ascii="Calibri" w:eastAsia="Calibri" w:hAnsi="Calibri" w:cs="Calibri"/>
-              </w:rPr>
-            </w:pPr>
-            <w:r>
-              <w:rPr>
-                <w:rFonts w:ascii="Calibri" w:eastAsia="Calibri" w:hAnsi="Calibri" w:cs="Calibri"/>
-              </w:rPr>
-              <w:t>X</w:t>
-            </w:r>
-          </w:p>
-        </w:tc>
-      </w:tr>
-      <w:tr>
-        <w:trPr>
-          <w:trHeight w:val="220"/>
-        </w:trPr>
-        <w:tc>
-          <w:tcPr>
-            <w:tcW w:w="1267" w:type="dxa"/>
-          </w:tcPr>
-          <w:p>
-            <w:pPr>
-              <w:rPr>
-                <w:rFonts w:ascii="Calibri" w:eastAsia="Calibri" w:hAnsi="Calibri" w:cs="Calibri"/>
-                <w:b/>
-                <w:color w:val="595959"/>
-              </w:rPr>
-            </w:pPr>
-            <w:r>
-              <w:rPr>
-                <w:rFonts w:ascii="Calibri" w:eastAsia="Calibri" w:hAnsi="Calibri" w:cs="Calibri"/>
-                <w:b/>
-                <w:color w:val="595959"/>
-              </w:rPr>
-              <w:t>Opción c)</w:t>
-            </w:r>
-          </w:p>
-        </w:tc>
-        <w:tc>
-          <w:tcPr>
-            <w:tcW w:w="6727" w:type="dxa"/>
-            <w:gridSpan w:val="2"/>
-            <w:shd w:val="clear" w:color="auto" w:fill="FFFFFF"/>
-          </w:tcPr>
-          <w:p>
-            <w:pPr>
-              <w:rPr>
-                <w:rFonts w:ascii="Calibri" w:eastAsia="Calibri" w:hAnsi="Calibri" w:cs="Calibri"/>
-              </w:rPr>
-            </w:pPr>
-            <w:r>
-              <w:rPr>
-                <w:rFonts w:ascii="Calibri" w:hAnsi="Calibri" w:cs="Calibri"/>
-              </w:rPr>
-              <w:t>Para realizar compras de libros electrónicos comerciales.</w:t>
-            </w:r>
-          </w:p>
-        </w:tc>
-        <w:tc>
-          <w:tcPr>
-            <w:tcW w:w="2160" w:type="dxa"/>
-            <w:shd w:val="clear" w:color="auto" w:fill="FFFFFF"/>
-          </w:tcPr>
-          <w:p>
-            <w:pPr>
-              <w:widowControl w:val="0"/>
-              <w:rPr>
-                <w:rFonts w:ascii="Calibri" w:eastAsia="Calibri" w:hAnsi="Calibri" w:cs="Calibri"/>
-              </w:rPr>
-            </w:pPr>
-          </w:p>
-        </w:tc>
-      </w:tr>
-      <w:tr>
-        <w:trPr>
-          <w:trHeight w:val="220"/>
-        </w:trPr>
-        <w:tc>
-          <w:tcPr>
-            <w:tcW w:w="1267" w:type="dxa"/>
-          </w:tcPr>
-          <w:p>
-            <w:pPr>
-              <w:rPr>
-                <w:rFonts w:ascii="Calibri" w:eastAsia="Calibri" w:hAnsi="Calibri" w:cs="Calibri"/>
-                <w:b/>
-                <w:color w:val="595959"/>
-              </w:rPr>
-            </w:pPr>
-            <w:r>
-              <w:rPr>
-                <w:rFonts w:ascii="Calibri" w:eastAsia="Calibri" w:hAnsi="Calibri" w:cs="Calibri"/>
-                <w:b/>
-                <w:color w:val="595959"/>
-              </w:rPr>
-              <w:t>Opción d)</w:t>
-            </w:r>
-          </w:p>
-        </w:tc>
-        <w:tc>
-          <w:tcPr>
-            <w:tcW w:w="6727" w:type="dxa"/>
-            <w:gridSpan w:val="2"/>
-            <w:shd w:val="clear" w:color="auto" w:fill="FFFFFF"/>
-          </w:tcPr>
-          <w:p>
-            <w:pPr>
-              <w:rPr>
-                <w:rFonts w:ascii="Calibri" w:eastAsia="Calibri" w:hAnsi="Calibri" w:cs="Calibri"/>
-              </w:rPr>
-            </w:pPr>
-            <w:r>
-              <w:rPr>
-                <w:rFonts w:ascii="Calibri" w:hAnsi="Calibri" w:cs="Calibri"/>
-              </w:rPr>
               <w:t>Para buscar opiniones personales en blogs de tendencias</w:t>
+            </w:r>
+            <w:r>
+              <w:rPr>
+                <w:rFonts w:ascii="Calibri" w:hAnsi="Calibri" w:cs="Calibri"/>
+              </w:rPr>
+              <w:t>.</w:t>
             </w:r>
           </w:p>
         </w:tc>
@@ -9193,6 +9360,7 @@
                 <w:b/>
                 <w:color w:val="595959"/>
               </w:rPr>
+              <w:lastRenderedPageBreak/>
               <w:t>Opción d)</w:t>
             </w:r>
           </w:p>
@@ -9759,13 +9927,23 @@
                 <w:color w:val="595959"/>
               </w:rPr>
             </w:pPr>
-            <w:r>
-              <w:rPr>
-                <w:rFonts w:ascii="Calibri" w:eastAsia="Calibri" w:hAnsi="Calibri" w:cs="Calibri"/>
-                <w:b/>
-                <w:color w:val="595959"/>
-              </w:rPr>
-              <w:t>Solanlly Sánchez Melo</w:t>
+            <w:proofErr w:type="spellStart"/>
+            <w:r>
+              <w:rPr>
+                <w:rFonts w:ascii="Calibri" w:eastAsia="Calibri" w:hAnsi="Calibri" w:cs="Calibri"/>
+                <w:b/>
+                <w:color w:val="595959"/>
+              </w:rPr>
+              <w:t>Solanlly</w:t>
+            </w:r>
+            <w:proofErr w:type="spellEnd"/>
+            <w:r>
+              <w:rPr>
+                <w:rFonts w:ascii="Calibri" w:eastAsia="Calibri" w:hAnsi="Calibri" w:cs="Calibri"/>
+                <w:b/>
+                <w:color w:val="595959"/>
+              </w:rPr>
+              <w:t xml:space="preserve"> Sánchez Melo</w:t>
             </w:r>
           </w:p>
         </w:tc>
@@ -12337,8 +12515,8 @@
 </file>
 
 <file path=customXml/item1.xml><?xml version="1.0" encoding="utf-8"?>
-<ct:contentTypeSchema xmlns:ct="http://schemas.microsoft.com/office/2006/metadata/contentType" xmlns:ma="http://schemas.microsoft.com/office/2006/metadata/properties/metaAttributes" ct:_="" ma:_="" ma:contentTypeName="Documento" ma:contentTypeID="0x0101006A81D6BD42E8DF4C91013959704817E1" ma:contentTypeVersion="14" ma:contentTypeDescription="Crear nuevo documento." ma:contentTypeScope="" ma:versionID="cd14e03e9fc6eb087109c39a3de1a2a7">
-  <xsd:schema xmlns:xsd="http://www.w3.org/2001/XMLSchema" xmlns:xs="http://www.w3.org/2001/XMLSchema" xmlns:p="http://schemas.microsoft.com/office/2006/metadata/properties" xmlns:ns2="13c90a0b-73bc-4dc0-be5f-28d77b615beb" xmlns:ns3="13c93bba-48ce-428c-bfe5-88b42c19b028" targetNamespace="http://schemas.microsoft.com/office/2006/metadata/properties" ma:root="true" ma:fieldsID="247ff0312e87511bd2ce05ea47f33022" ns2:_="" ns3:_="">
+<ct:contentTypeSchema xmlns:ct="http://schemas.microsoft.com/office/2006/metadata/contentType" xmlns:ma="http://schemas.microsoft.com/office/2006/metadata/properties/metaAttributes" ct:_="" ma:_="" ma:contentTypeName="Documento" ma:contentTypeID="0x0101006A81D6BD42E8DF4C91013959704817E1" ma:contentTypeVersion="15" ma:contentTypeDescription="Crear nuevo documento." ma:contentTypeScope="" ma:versionID="bf4f72ffd194f0963ff564daca6869f7">
+  <xsd:schema xmlns:xsd="http://www.w3.org/2001/XMLSchema" xmlns:xs="http://www.w3.org/2001/XMLSchema" xmlns:p="http://schemas.microsoft.com/office/2006/metadata/properties" xmlns:ns2="13c90a0b-73bc-4dc0-be5f-28d77b615beb" xmlns:ns3="13c93bba-48ce-428c-bfe5-88b42c19b028" targetNamespace="http://schemas.microsoft.com/office/2006/metadata/properties" ma:root="true" ma:fieldsID="8718d6f4873a5b1392a45044efa78385" ns2:_="" ns3:_="">
     <xsd:import namespace="13c90a0b-73bc-4dc0-be5f-28d77b615beb"/>
     <xsd:import namespace="13c93bba-48ce-428c-bfe5-88b42c19b028"/>
     <xsd:element name="properties">
@@ -12360,6 +12538,7 @@
                 <xsd:element ref="ns3:lcf76f155ced4ddcb4097134ff3c332f" minOccurs="0"/>
                 <xsd:element ref="ns2:TaxCatchAll" minOccurs="0"/>
                 <xsd:element ref="ns3:MediaServiceOCR" minOccurs="0"/>
+                <xsd:element ref="ns3:MediaServiceLocation" minOccurs="0"/>
               </xsd:all>
             </xsd:complexType>
           </xsd:element>
@@ -12463,6 +12642,11 @@
         <xsd:restriction base="dms:Note">
           <xsd:maxLength value="255"/>
         </xsd:restriction>
+      </xsd:simpleType>
+    </xsd:element>
+    <xsd:element name="MediaServiceLocation" ma:index="22" nillable="true" ma:displayName="Location" ma:description="" ma:indexed="true" ma:internalName="MediaServiceLocation" ma:readOnly="true">
+      <xsd:simpleType>
+        <xsd:restriction base="dms:Text"/>
       </xsd:simpleType>
     </xsd:element>
   </xsd:schema>
@@ -12586,22 +12770,7 @@
 </file>
 
 <file path=customXml/itemProps1.xml><?xml version="1.0" encoding="utf-8"?>
-<ds:datastoreItem xmlns:ds="http://schemas.openxmlformats.org/officeDocument/2006/customXml" ds:itemID="{20FEE7D2-F80B-4F11-A1CD-607B4FE81589}">
-  <ds:schemaRefs>
-    <ds:schemaRef ds:uri="http://schemas.microsoft.com/office/2006/metadata/contentType"/>
-    <ds:schemaRef ds:uri="http://schemas.microsoft.com/office/2006/metadata/properties/metaAttributes"/>
-    <ds:schemaRef ds:uri="http://www.w3.org/2001/XMLSchema"/>
-    <ds:schemaRef ds:uri="http://schemas.microsoft.com/office/2006/metadata/properties"/>
-    <ds:schemaRef ds:uri="13c90a0b-73bc-4dc0-be5f-28d77b615beb"/>
-    <ds:schemaRef ds:uri="13c93bba-48ce-428c-bfe5-88b42c19b028"/>
-    <ds:schemaRef ds:uri="http://schemas.microsoft.com/office/2006/documentManagement/types"/>
-    <ds:schemaRef ds:uri="http://schemas.microsoft.com/office/infopath/2007/PartnerControls"/>
-    <ds:schemaRef ds:uri="http://schemas.openxmlformats.org/package/2006/metadata/core-properties"/>
-    <ds:schemaRef ds:uri="http://purl.org/dc/elements/1.1/"/>
-    <ds:schemaRef ds:uri="http://purl.org/dc/terms/"/>
-    <ds:schemaRef ds:uri="http://schemas.microsoft.com/internal/obd"/>
-  </ds:schemaRefs>
-</ds:datastoreItem>
+<ds:datastoreItem xmlns:ds="http://schemas.openxmlformats.org/officeDocument/2006/customXml" ds:itemID="{A7D270A5-0AD6-4B60-B0D2-74A05E8A5F5D}"/>
 </file>
 
 <file path=customXml/itemProps2.xml><?xml version="1.0" encoding="utf-8"?>

--- a/fuentes/Actividad_didactica_CF01.docx
+++ b/fuentes/Actividad_didactica_CF01.docx
@@ -12770,7 +12770,7 @@
 </file>
 
 <file path=customXml/itemProps1.xml><?xml version="1.0" encoding="utf-8"?>
-<ds:datastoreItem xmlns:ds="http://schemas.openxmlformats.org/officeDocument/2006/customXml" ds:itemID="{A7D270A5-0AD6-4B60-B0D2-74A05E8A5F5D}"/>
+<ds:datastoreItem xmlns:ds="http://schemas.openxmlformats.org/officeDocument/2006/customXml" ds:itemID="{82DB89E3-9429-43B3-BA5A-90721782FF0D}"/>
 </file>
 
 <file path=customXml/itemProps2.xml><?xml version="1.0" encoding="utf-8"?>
